--- a/TP2. E3 Backlog del producto Banco de leche proyectos 2.docx
+++ b/TP2. E3 Backlog del producto Banco de leche proyectos 2.docx
@@ -4,7 +4,7 @@
   <w:body>
     <w:p>
       <w:pPr>
-        <w:pStyle w:val="Ttulo"/>
+        <w:pStyle w:val="Title"/>
         <w:spacing w:line="480" w:lineRule="auto"/>
         <w:rPr>
           <w:rFonts w:cstheme="majorHAnsi"/>
@@ -97,10 +97,13 @@
           <w:szCs w:val="24"/>
           <w:lang w:eastAsia="es-PE"/>
         </w:rPr>
-        <w:t xml:space="preserve"> Aaron Giovanny </w:t>
-      </w:r>
-      <w:proofErr w:type="spellStart"/>
-      <w:r>
+        <w:t xml:space="preserve"> Aaron Giovanny Panihuara Alvarez</w:t>
+      </w:r>
+    </w:p>
+    <w:p>
+      <w:pPr>
+        <w:spacing w:after="0" w:line="480" w:lineRule="auto"/>
+        <w:jc w:val="right"/>
         <w:rPr>
           <w:rFonts w:asciiTheme="majorHAnsi" w:eastAsia="Times New Roman" w:hAnsiTheme="majorHAnsi" w:cstheme="majorHAnsi"/>
           <w:b/>
@@ -109,9 +112,7 @@
           <w:szCs w:val="24"/>
           <w:lang w:eastAsia="es-PE"/>
         </w:rPr>
-        <w:t>Panihuara</w:t>
-      </w:r>
-      <w:proofErr w:type="spellEnd"/>
+      </w:pPr>
       <w:r>
         <w:rPr>
           <w:rFonts w:asciiTheme="majorHAnsi" w:eastAsia="Times New Roman" w:hAnsiTheme="majorHAnsi" w:cstheme="majorHAnsi"/>
@@ -121,10 +122,13 @@
           <w:szCs w:val="24"/>
           <w:lang w:eastAsia="es-PE"/>
         </w:rPr>
-        <w:t xml:space="preserve"> </w:t>
-      </w:r>
-      <w:proofErr w:type="spellStart"/>
-      <w:r>
+        <w:t>Apaza Rojas Tania Isabel</w:t>
+      </w:r>
+    </w:p>
+    <w:p>
+      <w:pPr>
+        <w:spacing w:after="0" w:line="480" w:lineRule="auto"/>
+        <w:jc w:val="right"/>
         <w:rPr>
           <w:rFonts w:asciiTheme="majorHAnsi" w:eastAsia="Times New Roman" w:hAnsiTheme="majorHAnsi" w:cstheme="majorHAnsi"/>
           <w:b/>
@@ -133,14 +137,8 @@
           <w:szCs w:val="24"/>
           <w:lang w:eastAsia="es-PE"/>
         </w:rPr>
-        <w:t>Alvarez</w:t>
-      </w:r>
-      <w:proofErr w:type="spellEnd"/>
-    </w:p>
-    <w:p>
-      <w:pPr>
-        <w:spacing w:after="0" w:line="480" w:lineRule="auto"/>
-        <w:jc w:val="right"/>
+      </w:pPr>
+      <w:r>
         <w:rPr>
           <w:rFonts w:asciiTheme="majorHAnsi" w:eastAsia="Times New Roman" w:hAnsiTheme="majorHAnsi" w:cstheme="majorHAnsi"/>
           <w:b/>
@@ -149,6 +147,19 @@
           <w:szCs w:val="24"/>
           <w:lang w:eastAsia="es-PE"/>
         </w:rPr>
+        <w:t>Lechuga Miche Diego Ricardo</w:t>
+      </w:r>
+    </w:p>
+    <w:p>
+      <w:pPr>
+        <w:spacing w:after="0" w:line="480" w:lineRule="auto"/>
+        <w:jc w:val="right"/>
+        <w:rPr>
+          <w:rFonts w:asciiTheme="majorHAnsi" w:eastAsia="Times New Roman" w:hAnsiTheme="majorHAnsi" w:cstheme="majorHAnsi"/>
+          <w:sz w:val="24"/>
+          <w:szCs w:val="24"/>
+          <w:lang w:eastAsia="es-PE"/>
+        </w:rPr>
       </w:pPr>
       <w:r>
         <w:rPr>
@@ -159,69 +170,21 @@
           <w:szCs w:val="24"/>
           <w:lang w:eastAsia="es-PE"/>
         </w:rPr>
-        <w:t>Apaza Rojas Tania Isabel</w:t>
-      </w:r>
-    </w:p>
-    <w:p>
-      <w:pPr>
-        <w:spacing w:after="0" w:line="480" w:lineRule="auto"/>
-        <w:jc w:val="right"/>
-        <w:rPr>
-          <w:rFonts w:asciiTheme="majorHAnsi" w:eastAsia="Times New Roman" w:hAnsiTheme="majorHAnsi" w:cstheme="majorHAnsi"/>
-          <w:b/>
-          <w:bCs/>
-          <w:sz w:val="24"/>
-          <w:szCs w:val="24"/>
-          <w:lang w:eastAsia="es-PE"/>
-        </w:rPr>
-      </w:pPr>
-      <w:r>
-        <w:rPr>
-          <w:rFonts w:asciiTheme="majorHAnsi" w:eastAsia="Times New Roman" w:hAnsiTheme="majorHAnsi" w:cstheme="majorHAnsi"/>
-          <w:b/>
-          <w:bCs/>
-          <w:sz w:val="24"/>
-          <w:szCs w:val="24"/>
-          <w:lang w:eastAsia="es-PE"/>
-        </w:rPr>
-        <w:t>Lechuga Miche Diego Ricardo</w:t>
-      </w:r>
-    </w:p>
-    <w:p>
-      <w:pPr>
-        <w:spacing w:after="0" w:line="480" w:lineRule="auto"/>
-        <w:jc w:val="right"/>
+        <w:t>Versión:</w:t>
+      </w:r>
+      <w:r>
         <w:rPr>
           <w:rFonts w:asciiTheme="majorHAnsi" w:eastAsia="Times New Roman" w:hAnsiTheme="majorHAnsi" w:cstheme="majorHAnsi"/>
           <w:sz w:val="24"/>
           <w:szCs w:val="24"/>
           <w:lang w:eastAsia="es-PE"/>
         </w:rPr>
-      </w:pPr>
-      <w:r>
-        <w:rPr>
-          <w:rFonts w:asciiTheme="majorHAnsi" w:eastAsia="Times New Roman" w:hAnsiTheme="majorHAnsi" w:cstheme="majorHAnsi"/>
-          <w:b/>
-          <w:bCs/>
-          <w:sz w:val="24"/>
-          <w:szCs w:val="24"/>
-          <w:lang w:eastAsia="es-PE"/>
-        </w:rPr>
-        <w:t>Versión:</w:t>
-      </w:r>
-      <w:r>
-        <w:rPr>
-          <w:rFonts w:asciiTheme="majorHAnsi" w:eastAsia="Times New Roman" w:hAnsiTheme="majorHAnsi" w:cstheme="majorHAnsi"/>
-          <w:sz w:val="24"/>
-          <w:szCs w:val="24"/>
-          <w:lang w:eastAsia="es-PE"/>
-        </w:rPr>
         <w:t xml:space="preserve"> 1.0</w:t>
       </w:r>
     </w:p>
     <w:p>
       <w:pPr>
-        <w:pStyle w:val="Ttulo1"/>
+        <w:pStyle w:val="Heading1"/>
         <w:spacing w:line="480" w:lineRule="auto"/>
         <w:rPr>
           <w:rFonts w:asciiTheme="majorHAnsi" w:hAnsiTheme="majorHAnsi" w:cstheme="majorHAnsi"/>
@@ -250,7 +213,7 @@
       </w:r>
       <w:r>
         <w:rPr>
-          <w:rStyle w:val="Textoennegrita"/>
+          <w:rStyle w:val="Strong"/>
           <w:rFonts w:asciiTheme="majorHAnsi" w:hAnsiTheme="majorHAnsi" w:cstheme="majorHAnsi"/>
         </w:rPr>
         <w:t>el sistema web para el banco de leche</w:t>
@@ -287,7 +250,7 @@
       </w:r>
       <w:r>
         <w:rPr>
-          <w:rStyle w:val="Textoennegrita"/>
+          <w:rStyle w:val="Strong"/>
           <w:rFonts w:asciiTheme="majorHAnsi" w:hAnsiTheme="majorHAnsi" w:cstheme="majorHAnsi"/>
         </w:rPr>
         <w:t>épicas</w:t>
@@ -300,7 +263,7 @@
       </w:r>
       <w:r>
         <w:rPr>
-          <w:rStyle w:val="Textoennegrita"/>
+          <w:rStyle w:val="Strong"/>
           <w:rFonts w:asciiTheme="majorHAnsi" w:hAnsiTheme="majorHAnsi" w:cstheme="majorHAnsi"/>
         </w:rPr>
         <w:t>historias de usuario</w:t>
@@ -313,7 +276,7 @@
       </w:r>
       <w:r>
         <w:rPr>
-          <w:rStyle w:val="Textoennegrita"/>
+          <w:rStyle w:val="Strong"/>
           <w:rFonts w:asciiTheme="majorHAnsi" w:hAnsiTheme="majorHAnsi" w:cstheme="majorHAnsi"/>
         </w:rPr>
         <w:t>criterios de aceptación</w:t>
@@ -327,7 +290,7 @@
     </w:p>
     <w:p>
       <w:pPr>
-        <w:pStyle w:val="Ttulo1"/>
+        <w:pStyle w:val="Heading1"/>
         <w:spacing w:line="480" w:lineRule="auto"/>
         <w:rPr>
           <w:rFonts w:asciiTheme="majorHAnsi" w:hAnsiTheme="majorHAnsi" w:cstheme="majorHAnsi"/>
@@ -369,7 +332,7 @@
       </w:pPr>
       <w:r>
         <w:rPr>
-          <w:rStyle w:val="Textoennegrita"/>
+          <w:rStyle w:val="Strong"/>
           <w:rFonts w:asciiTheme="majorHAnsi" w:hAnsiTheme="majorHAnsi" w:cstheme="majorHAnsi"/>
         </w:rPr>
         <w:t>Épicas</w:t>
@@ -395,7 +358,7 @@
       </w:pPr>
       <w:r>
         <w:rPr>
-          <w:rStyle w:val="Textoennegrita"/>
+          <w:rStyle w:val="Strong"/>
           <w:rFonts w:asciiTheme="majorHAnsi" w:hAnsiTheme="majorHAnsi" w:cstheme="majorHAnsi"/>
         </w:rPr>
         <w:t>Historias de Usuario</w:t>
@@ -421,7 +384,7 @@
       </w:pPr>
       <w:r>
         <w:rPr>
-          <w:rStyle w:val="Textoennegrita"/>
+          <w:rStyle w:val="Strong"/>
           <w:rFonts w:asciiTheme="majorHAnsi" w:hAnsiTheme="majorHAnsi" w:cstheme="majorHAnsi"/>
         </w:rPr>
         <w:lastRenderedPageBreak/>
@@ -448,7 +411,7 @@
       </w:pPr>
       <w:r>
         <w:rPr>
-          <w:rStyle w:val="Textoennegrita"/>
+          <w:rStyle w:val="Strong"/>
           <w:rFonts w:asciiTheme="majorHAnsi" w:hAnsiTheme="majorHAnsi" w:cstheme="majorHAnsi"/>
         </w:rPr>
         <w:t>Estimación</w:t>
@@ -474,7 +437,7 @@
       </w:pPr>
       <w:r>
         <w:rPr>
-          <w:rStyle w:val="Textoennegrita"/>
+          <w:rStyle w:val="Strong"/>
           <w:rFonts w:asciiTheme="majorHAnsi" w:hAnsiTheme="majorHAnsi" w:cstheme="majorHAnsi"/>
         </w:rPr>
         <w:t>Definición de "Hecho"</w:t>
@@ -503,7 +466,7 @@
     </w:p>
     <w:p>
       <w:pPr>
-        <w:pStyle w:val="Ttulo1"/>
+        <w:pStyle w:val="Heading1"/>
         <w:spacing w:line="480" w:lineRule="auto"/>
         <w:rPr>
           <w:rFonts w:asciiTheme="majorHAnsi" w:hAnsiTheme="majorHAnsi" w:cstheme="majorHAnsi"/>
@@ -518,7 +481,7 @@
     </w:p>
     <w:p>
       <w:pPr>
-        <w:pStyle w:val="Ttulo2"/>
+        <w:pStyle w:val="Heading2"/>
         <w:spacing w:line="480" w:lineRule="auto"/>
         <w:rPr>
           <w:rFonts w:asciiTheme="majorHAnsi" w:hAnsiTheme="majorHAnsi" w:cstheme="majorHAnsi"/>
@@ -555,7 +518,7 @@
       </w:pPr>
       <w:r>
         <w:rPr>
-          <w:rStyle w:val="Textoennegrita"/>
+          <w:rStyle w:val="Strong"/>
           <w:rFonts w:asciiTheme="majorHAnsi" w:hAnsiTheme="majorHAnsi" w:cstheme="majorHAnsi"/>
         </w:rPr>
         <w:t>Criterios de aceptación:</w:t>
@@ -625,7 +588,7 @@
       </w:r>
       <w:r>
         <w:rPr>
-          <w:rStyle w:val="Textoennegrita"/>
+          <w:rStyle w:val="Strong"/>
           <w:rFonts w:asciiTheme="majorHAnsi" w:hAnsiTheme="majorHAnsi" w:cstheme="majorHAnsi"/>
         </w:rPr>
         <w:t>Definición de Hecho:</w:t>
@@ -691,51 +654,6 @@
     </w:p>
     <w:p>
       <w:pPr>
-        <w:pStyle w:val="Ttulo2"/>
-        <w:spacing w:line="480" w:lineRule="auto"/>
-        <w:rPr>
-          <w:rFonts w:asciiTheme="majorHAnsi" w:hAnsiTheme="majorHAnsi" w:cstheme="majorHAnsi"/>
-        </w:rPr>
-      </w:pPr>
-      <w:r>
-        <w:rPr>
-          <w:rFonts w:asciiTheme="majorHAnsi" w:hAnsiTheme="majorHAnsi" w:cstheme="majorHAnsi"/>
-        </w:rPr>
-        <w:t>Historia de Usuario 1.2: Clasificar leches por donadora</w:t>
-      </w:r>
-    </w:p>
-    <w:p>
-      <w:pPr>
-        <w:spacing w:line="480" w:lineRule="auto"/>
-        <w:rPr>
-          <w:rFonts w:asciiTheme="majorHAnsi" w:hAnsiTheme="majorHAnsi" w:cstheme="majorHAnsi"/>
-        </w:rPr>
-      </w:pPr>
-      <w:r>
-        <w:rPr>
-          <w:rFonts w:asciiTheme="majorHAnsi" w:hAnsiTheme="majorHAnsi" w:cstheme="majorHAnsi"/>
-        </w:rPr>
-        <w:t>Como usuario, quiero que el sistema clasifique automáticamente las leches por donadora interna o externa, para facilitar su trazabilidad.</w:t>
-      </w:r>
-    </w:p>
-    <w:p>
-      <w:pPr>
-        <w:pStyle w:val="NormalWeb"/>
-        <w:spacing w:line="480" w:lineRule="auto"/>
-        <w:rPr>
-          <w:rFonts w:asciiTheme="majorHAnsi" w:hAnsiTheme="majorHAnsi" w:cstheme="majorHAnsi"/>
-        </w:rPr>
-      </w:pPr>
-      <w:r>
-        <w:rPr>
-          <w:rStyle w:val="Textoennegrita"/>
-          <w:rFonts w:asciiTheme="majorHAnsi" w:hAnsiTheme="majorHAnsi" w:cstheme="majorHAnsi"/>
-        </w:rPr>
-        <w:t>Criterios de aceptación:</w:t>
-      </w:r>
-    </w:p>
-    <w:p>
-      <w:pPr>
         <w:pStyle w:val="NormalWeb"/>
         <w:numPr>
           <w:ilvl w:val="0"/>
@@ -746,131 +664,10 @@
           <w:rFonts w:asciiTheme="majorHAnsi" w:hAnsiTheme="majorHAnsi" w:cstheme="majorHAnsi"/>
         </w:rPr>
       </w:pPr>
-      <w:r>
-        <w:rPr>
-          <w:rFonts w:asciiTheme="majorHAnsi" w:hAnsiTheme="majorHAnsi" w:cstheme="majorHAnsi"/>
-        </w:rPr>
-        <w:t xml:space="preserve">El sistema clasifica automáticamente las leches por </w:t>
-      </w:r>
-      <w:r>
-        <w:rPr>
-          <w:rStyle w:val="Textoennegrita"/>
-          <w:rFonts w:asciiTheme="majorHAnsi" w:hAnsiTheme="majorHAnsi" w:cstheme="majorHAnsi"/>
-        </w:rPr>
-        <w:t>donadora interna</w:t>
-      </w:r>
-      <w:r>
-        <w:rPr>
-          <w:rFonts w:asciiTheme="majorHAnsi" w:hAnsiTheme="majorHAnsi" w:cstheme="majorHAnsi"/>
-        </w:rPr>
-        <w:t xml:space="preserve"> o </w:t>
-      </w:r>
-      <w:r>
-        <w:rPr>
-          <w:rStyle w:val="Textoennegrita"/>
-          <w:rFonts w:asciiTheme="majorHAnsi" w:hAnsiTheme="majorHAnsi" w:cstheme="majorHAnsi"/>
-        </w:rPr>
-        <w:t>externa</w:t>
-      </w:r>
-      <w:r>
-        <w:rPr>
-          <w:rFonts w:asciiTheme="majorHAnsi" w:hAnsiTheme="majorHAnsi" w:cstheme="majorHAnsi"/>
-        </w:rPr>
-        <w:t>.</w:t>
-      </w:r>
-    </w:p>
-    <w:p>
-      <w:pPr>
-        <w:pStyle w:val="NormalWeb"/>
-        <w:numPr>
-          <w:ilvl w:val="0"/>
-          <w:numId w:val="4"/>
-        </w:numPr>
-        <w:spacing w:line="480" w:lineRule="auto"/>
-        <w:rPr>
-          <w:rFonts w:asciiTheme="majorHAnsi" w:hAnsiTheme="majorHAnsi" w:cstheme="majorHAnsi"/>
-        </w:rPr>
-      </w:pPr>
-      <w:r>
-        <w:rPr>
-          <w:rFonts w:asciiTheme="majorHAnsi" w:hAnsiTheme="majorHAnsi" w:cstheme="majorHAnsi"/>
-        </w:rPr>
-        <w:t>Los reportes muestran la clasificación.</w:t>
-      </w:r>
-      <w:r>
-        <w:rPr>
-          <w:rFonts w:asciiTheme="majorHAnsi" w:hAnsiTheme="majorHAnsi" w:cstheme="majorHAnsi"/>
-        </w:rPr>
-        <w:br/>
-      </w:r>
-      <w:r>
-        <w:rPr>
-          <w:rStyle w:val="Textoennegrita"/>
-          <w:rFonts w:asciiTheme="majorHAnsi" w:hAnsiTheme="majorHAnsi" w:cstheme="majorHAnsi"/>
-        </w:rPr>
-        <w:t>Definición de Hecho:</w:t>
-      </w:r>
-    </w:p>
-    <w:p>
-      <w:pPr>
-        <w:pStyle w:val="NormalWeb"/>
-        <w:numPr>
-          <w:ilvl w:val="0"/>
-          <w:numId w:val="4"/>
-        </w:numPr>
-        <w:spacing w:line="480" w:lineRule="auto"/>
-        <w:rPr>
-          <w:rFonts w:asciiTheme="majorHAnsi" w:hAnsiTheme="majorHAnsi" w:cstheme="majorHAnsi"/>
-        </w:rPr>
-      </w:pPr>
-      <w:r>
-        <w:rPr>
-          <w:rFonts w:asciiTheme="majorHAnsi" w:hAnsiTheme="majorHAnsi" w:cstheme="majorHAnsi"/>
-        </w:rPr>
-        <w:t>Clasificación validada en base de datos y reportes.</w:t>
-      </w:r>
-    </w:p>
-    <w:p>
-      <w:pPr>
-        <w:pStyle w:val="NormalWeb"/>
-        <w:numPr>
-          <w:ilvl w:val="0"/>
-          <w:numId w:val="4"/>
-        </w:numPr>
-        <w:spacing w:line="480" w:lineRule="auto"/>
-        <w:rPr>
-          <w:rFonts w:asciiTheme="majorHAnsi" w:hAnsiTheme="majorHAnsi" w:cstheme="majorHAnsi"/>
-        </w:rPr>
-      </w:pPr>
-      <w:r>
-        <w:rPr>
-          <w:rFonts w:asciiTheme="majorHAnsi" w:hAnsiTheme="majorHAnsi" w:cstheme="majorHAnsi"/>
-        </w:rPr>
-        <w:t>Pruebas realizadas con múltiples casos.</w:t>
-      </w:r>
-    </w:p>
-    <w:p>
-      <w:pPr>
-        <w:pStyle w:val="NormalWeb"/>
-        <w:numPr>
-          <w:ilvl w:val="0"/>
-          <w:numId w:val="4"/>
-        </w:numPr>
-        <w:spacing w:line="480" w:lineRule="auto"/>
-        <w:rPr>
-          <w:rFonts w:asciiTheme="majorHAnsi" w:hAnsiTheme="majorHAnsi" w:cstheme="majorHAnsi"/>
-        </w:rPr>
-      </w:pPr>
-      <w:r>
-        <w:rPr>
-          <w:rFonts w:asciiTheme="majorHAnsi" w:hAnsiTheme="majorHAnsi" w:cstheme="majorHAnsi"/>
-        </w:rPr>
-        <w:t>Documentación actualizada.</w:t>
-      </w:r>
-    </w:p>
-    <w:p>
-      <w:pPr>
-        <w:pStyle w:val="Ttulo2"/>
+    </w:p>
+    <w:p>
+      <w:pPr>
+        <w:pStyle w:val="Heading2"/>
         <w:spacing w:line="480" w:lineRule="auto"/>
         <w:rPr>
           <w:rFonts w:asciiTheme="majorHAnsi" w:hAnsiTheme="majorHAnsi" w:cstheme="majorHAnsi"/>
@@ -882,32 +679,50 @@
         </w:rPr>
         <w:t>Historia de Usuario 1.3: Actualizar inventario automáticamente</w:t>
       </w:r>
-    </w:p>
-    <w:p>
-      <w:pPr>
-        <w:spacing w:line="480" w:lineRule="auto"/>
-        <w:rPr>
-          <w:rFonts w:asciiTheme="majorHAnsi" w:hAnsiTheme="majorHAnsi" w:cstheme="majorHAnsi"/>
-        </w:rPr>
-      </w:pPr>
-      <w:r>
-        <w:rPr>
-          <w:rFonts w:asciiTheme="majorHAnsi" w:hAnsiTheme="majorHAnsi" w:cstheme="majorHAnsi"/>
-        </w:rPr>
-        <w:t>Como usuario, quiero que el inventario de cada tipo de leche se actualice automáticamente después de cada dispensación, para evitar inconsistencias.</w:t>
-      </w:r>
-    </w:p>
-    <w:p>
-      <w:pPr>
-        <w:pStyle w:val="NormalWeb"/>
-        <w:spacing w:line="480" w:lineRule="auto"/>
-        <w:rPr>
-          <w:rFonts w:asciiTheme="majorHAnsi" w:hAnsiTheme="majorHAnsi" w:cstheme="majorHAnsi"/>
-        </w:rPr>
-      </w:pPr>
-      <w:r>
-        <w:rPr>
-          <w:rStyle w:val="Textoennegrita"/>
+      <w:r>
+        <w:rPr>
+          <w:rFonts w:asciiTheme="majorHAnsi" w:hAnsiTheme="majorHAnsi" w:cstheme="majorHAnsi"/>
+        </w:rPr>
+        <w:t xml:space="preserve"> con el registro de leche pasteurizado</w:t>
+      </w:r>
+    </w:p>
+    <w:p>
+      <w:pPr>
+        <w:spacing w:line="480" w:lineRule="auto"/>
+        <w:rPr>
+          <w:rFonts w:asciiTheme="majorHAnsi" w:hAnsiTheme="majorHAnsi" w:cstheme="majorHAnsi"/>
+        </w:rPr>
+      </w:pPr>
+      <w:r>
+        <w:rPr>
+          <w:rFonts w:asciiTheme="majorHAnsi" w:hAnsiTheme="majorHAnsi" w:cstheme="majorHAnsi"/>
+        </w:rPr>
+        <w:t xml:space="preserve">Como usuario, quiero que el inventario de cada tipo de leche se actualice automáticamente después de cada </w:t>
+      </w:r>
+      <w:r>
+        <w:rPr>
+          <w:rFonts w:asciiTheme="majorHAnsi" w:hAnsiTheme="majorHAnsi" w:cstheme="majorHAnsi"/>
+        </w:rPr>
+        <w:t>Registro de leche pasteurizada</w:t>
+      </w:r>
+      <w:r>
+        <w:rPr>
+          <w:rFonts w:asciiTheme="majorHAnsi" w:hAnsiTheme="majorHAnsi" w:cstheme="majorHAnsi"/>
+        </w:rPr>
+        <w:t>, para evitar inconsistencias.</w:t>
+      </w:r>
+    </w:p>
+    <w:p>
+      <w:pPr>
+        <w:pStyle w:val="NormalWeb"/>
+        <w:spacing w:line="480" w:lineRule="auto"/>
+        <w:rPr>
+          <w:rFonts w:asciiTheme="majorHAnsi" w:hAnsiTheme="majorHAnsi" w:cstheme="majorHAnsi"/>
+        </w:rPr>
+      </w:pPr>
+      <w:r>
+        <w:rPr>
+          <w:rStyle w:val="Strong"/>
           <w:rFonts w:asciiTheme="majorHAnsi" w:hAnsiTheme="majorHAnsi" w:cstheme="majorHAnsi"/>
         </w:rPr>
         <w:t>Criterios de aceptación:</w:t>
@@ -948,7 +763,6 @@
         <w:rPr>
           <w:rFonts w:asciiTheme="majorHAnsi" w:hAnsiTheme="majorHAnsi" w:cstheme="majorHAnsi"/>
         </w:rPr>
-        <w:lastRenderedPageBreak/>
         <w:t>Mensaje confirmando actualización exitosa.</w:t>
       </w:r>
       <w:r>
@@ -959,7 +773,7 @@
       </w:r>
       <w:r>
         <w:rPr>
-          <w:rStyle w:val="Textoennegrita"/>
+          <w:rStyle w:val="Strong"/>
           <w:rFonts w:asciiTheme="majorHAnsi" w:hAnsiTheme="majorHAnsi" w:cstheme="majorHAnsi"/>
         </w:rPr>
         <w:t>Definición de Hecho:</w:t>
@@ -981,7 +795,19 @@
         <w:rPr>
           <w:rFonts w:asciiTheme="majorHAnsi" w:hAnsiTheme="majorHAnsi" w:cstheme="majorHAnsi"/>
         </w:rPr>
-        <w:t>Pruebas realizadas simulando dispensaciones múltiples.</w:t>
+        <w:t xml:space="preserve">Pruebas realizadas simulando </w:t>
+      </w:r>
+      <w:r>
+        <w:rPr>
+          <w:rFonts w:asciiTheme="majorHAnsi" w:hAnsiTheme="majorHAnsi" w:cstheme="majorHAnsi"/>
+        </w:rPr>
+        <w:t>registros</w:t>
+      </w:r>
+      <w:r>
+        <w:rPr>
+          <w:rFonts w:asciiTheme="majorHAnsi" w:hAnsiTheme="majorHAnsi" w:cstheme="majorHAnsi"/>
+        </w:rPr>
+        <w:t xml:space="preserve"> múltiples.</w:t>
       </w:r>
     </w:p>
     <w:p>
@@ -1024,7 +850,7 @@
     </w:p>
     <w:p>
       <w:pPr>
-        <w:pStyle w:val="Ttulo1"/>
+        <w:pStyle w:val="Heading1"/>
         <w:spacing w:line="480" w:lineRule="auto"/>
         <w:rPr>
           <w:rFonts w:asciiTheme="majorHAnsi" w:hAnsiTheme="majorHAnsi" w:cstheme="majorHAnsi"/>
@@ -1039,7 +865,7 @@
     </w:p>
     <w:p>
       <w:pPr>
-        <w:pStyle w:val="Ttulo2"/>
+        <w:pStyle w:val="Heading2"/>
         <w:spacing w:line="480" w:lineRule="auto"/>
         <w:rPr>
           <w:rFonts w:asciiTheme="majorHAnsi" w:hAnsiTheme="majorHAnsi" w:cstheme="majorHAnsi"/>
@@ -1063,6 +889,7 @@
         <w:rPr>
           <w:rFonts w:asciiTheme="majorHAnsi" w:hAnsiTheme="majorHAnsi" w:cstheme="majorHAnsi"/>
         </w:rPr>
+        <w:lastRenderedPageBreak/>
         <w:t>Como usuario, quiero registrar cada dispensación de leche con detalles del receptor, para garantizar un control exacto de la alimentación.</w:t>
       </w:r>
     </w:p>
@@ -1076,7 +903,7 @@
       </w:pPr>
       <w:r>
         <w:rPr>
-          <w:rStyle w:val="Textoennegrita"/>
+          <w:rStyle w:val="Strong"/>
           <w:rFonts w:asciiTheme="majorHAnsi" w:hAnsiTheme="majorHAnsi" w:cstheme="majorHAnsi"/>
         </w:rPr>
         <w:t>Criterios de aceptación:</w:t>
@@ -1127,7 +954,7 @@
       </w:r>
       <w:r>
         <w:rPr>
-          <w:rStyle w:val="Textoennegrita"/>
+          <w:rStyle w:val="Strong"/>
           <w:rFonts w:asciiTheme="majorHAnsi" w:hAnsiTheme="majorHAnsi" w:cstheme="majorHAnsi"/>
         </w:rPr>
         <w:t>Definición de Hecho:</w:t>
@@ -1192,26 +1019,25 @@
     </w:p>
     <w:p>
       <w:pPr>
-        <w:pStyle w:val="Ttulo2"/>
-        <w:spacing w:line="480" w:lineRule="auto"/>
-        <w:rPr>
-          <w:rFonts w:asciiTheme="majorHAnsi" w:hAnsiTheme="majorHAnsi" w:cstheme="majorHAnsi"/>
-        </w:rPr>
-      </w:pPr>
-    </w:p>
-    <w:p>
-      <w:pPr>
-        <w:pStyle w:val="Ttulo2"/>
-        <w:spacing w:line="480" w:lineRule="auto"/>
-        <w:rPr>
-          <w:rFonts w:asciiTheme="majorHAnsi" w:hAnsiTheme="majorHAnsi" w:cstheme="majorHAnsi"/>
-        </w:rPr>
-      </w:pPr>
-      <w:r>
-        <w:rPr>
-          <w:rFonts w:asciiTheme="majorHAnsi" w:hAnsiTheme="majorHAnsi" w:cstheme="majorHAnsi"/>
-        </w:rPr>
-        <w:lastRenderedPageBreak/>
+        <w:pStyle w:val="Heading2"/>
+        <w:spacing w:line="480" w:lineRule="auto"/>
+        <w:rPr>
+          <w:rFonts w:asciiTheme="majorHAnsi" w:hAnsiTheme="majorHAnsi" w:cstheme="majorHAnsi"/>
+        </w:rPr>
+      </w:pPr>
+    </w:p>
+    <w:p>
+      <w:pPr>
+        <w:pStyle w:val="Heading2"/>
+        <w:spacing w:line="480" w:lineRule="auto"/>
+        <w:rPr>
+          <w:rFonts w:asciiTheme="majorHAnsi" w:hAnsiTheme="majorHAnsi" w:cstheme="majorHAnsi"/>
+        </w:rPr>
+      </w:pPr>
+      <w:r>
+        <w:rPr>
+          <w:rFonts w:asciiTheme="majorHAnsi" w:hAnsiTheme="majorHAnsi" w:cstheme="majorHAnsi"/>
+        </w:rPr>
         <w:t>Historia de Usuario 2.2: Rastrear origen de la leche</w:t>
       </w:r>
     </w:p>
@@ -1239,7 +1065,7 @@
       </w:pPr>
       <w:r>
         <w:rPr>
-          <w:rStyle w:val="Textoennegrita"/>
+          <w:rStyle w:val="Strong"/>
           <w:rFonts w:asciiTheme="majorHAnsi" w:hAnsiTheme="majorHAnsi" w:cstheme="majorHAnsi"/>
         </w:rPr>
         <w:t>Criterios de aceptación:</w:t>
@@ -1265,7 +1091,7 @@
       </w:r>
       <w:r>
         <w:rPr>
-          <w:rStyle w:val="Textoennegrita"/>
+          <w:rStyle w:val="Strong"/>
           <w:rFonts w:asciiTheme="majorHAnsi" w:hAnsiTheme="majorHAnsi" w:cstheme="majorHAnsi"/>
         </w:rPr>
         <w:t>código, donadora o lote</w:t>
@@ -1303,7 +1129,7 @@
       </w:r>
       <w:r>
         <w:rPr>
-          <w:rStyle w:val="Textoennegrita"/>
+          <w:rStyle w:val="Strong"/>
           <w:rFonts w:asciiTheme="majorHAnsi" w:hAnsiTheme="majorHAnsi" w:cstheme="majorHAnsi"/>
         </w:rPr>
         <w:t>Definición de Hecho:</w:t>
@@ -1368,16 +1194,17 @@
     </w:p>
     <w:p>
       <w:pPr>
-        <w:pStyle w:val="Ttulo2"/>
-        <w:spacing w:line="480" w:lineRule="auto"/>
-        <w:rPr>
-          <w:rFonts w:asciiTheme="majorHAnsi" w:hAnsiTheme="majorHAnsi" w:cstheme="majorHAnsi"/>
-        </w:rPr>
-      </w:pPr>
-      <w:r>
-        <w:rPr>
-          <w:rFonts w:asciiTheme="majorHAnsi" w:hAnsiTheme="majorHAnsi" w:cstheme="majorHAnsi"/>
-        </w:rPr>
+        <w:pStyle w:val="Heading2"/>
+        <w:spacing w:line="480" w:lineRule="auto"/>
+        <w:rPr>
+          <w:rFonts w:asciiTheme="majorHAnsi" w:hAnsiTheme="majorHAnsi" w:cstheme="majorHAnsi"/>
+        </w:rPr>
+      </w:pPr>
+      <w:r>
+        <w:rPr>
+          <w:rFonts w:asciiTheme="majorHAnsi" w:hAnsiTheme="majorHAnsi" w:cstheme="majorHAnsi"/>
+        </w:rPr>
+        <w:lastRenderedPageBreak/>
         <w:t>Historia de Usuario 2.3: Generar códigos únicos de trazabilidad</w:t>
       </w:r>
     </w:p>
@@ -1405,7 +1232,7 @@
       </w:pPr>
       <w:r>
         <w:rPr>
-          <w:rStyle w:val="Textoennegrita"/>
+          <w:rStyle w:val="Strong"/>
           <w:rFonts w:asciiTheme="majorHAnsi" w:hAnsiTheme="majorHAnsi" w:cstheme="majorHAnsi"/>
         </w:rPr>
         <w:t>Criterios de aceptación:</w:t>
@@ -1456,7 +1283,7 @@
       </w:r>
       <w:r>
         <w:rPr>
-          <w:rStyle w:val="Textoennegrita"/>
+          <w:rStyle w:val="Strong"/>
           <w:rFonts w:asciiTheme="majorHAnsi" w:hAnsiTheme="majorHAnsi" w:cstheme="majorHAnsi"/>
         </w:rPr>
         <w:t>Definición de Hecho:</w:t>
@@ -1497,7 +1324,6 @@
         <w:rPr>
           <w:rFonts w:asciiTheme="majorHAnsi" w:hAnsiTheme="majorHAnsi" w:cstheme="majorHAnsi"/>
         </w:rPr>
-        <w:lastRenderedPageBreak/>
         <w:t>Integración validada con reportes e inventario.</w:t>
       </w:r>
     </w:p>
@@ -1522,7 +1348,7 @@
     </w:p>
     <w:p>
       <w:pPr>
-        <w:pStyle w:val="Ttulo1"/>
+        <w:pStyle w:val="Heading1"/>
         <w:spacing w:line="480" w:lineRule="auto"/>
         <w:rPr>
           <w:rFonts w:asciiTheme="majorHAnsi" w:hAnsiTheme="majorHAnsi" w:cstheme="majorHAnsi"/>
@@ -1537,30 +1363,36 @@
     </w:p>
     <w:p>
       <w:pPr>
-        <w:pStyle w:val="Ttulo2"/>
-        <w:spacing w:line="480" w:lineRule="auto"/>
-        <w:rPr>
-          <w:rFonts w:asciiTheme="majorHAnsi" w:hAnsiTheme="majorHAnsi" w:cstheme="majorHAnsi"/>
-        </w:rPr>
-      </w:pPr>
-      <w:r>
-        <w:rPr>
-          <w:rFonts w:asciiTheme="majorHAnsi" w:hAnsiTheme="majorHAnsi" w:cstheme="majorHAnsi"/>
-        </w:rPr>
-        <w:t>Historia de Usuario 3.1: Generar reportes de inventario general</w:t>
-      </w:r>
-    </w:p>
-    <w:p>
-      <w:pPr>
-        <w:pStyle w:val="NormalWeb"/>
-        <w:spacing w:line="480" w:lineRule="auto"/>
-        <w:rPr>
-          <w:rFonts w:asciiTheme="majorHAnsi" w:hAnsiTheme="majorHAnsi" w:cstheme="majorHAnsi"/>
-        </w:rPr>
-      </w:pPr>
-      <w:r>
-        <w:rPr>
-          <w:rStyle w:val="Textoennegrita"/>
+        <w:pStyle w:val="Heading2"/>
+        <w:spacing w:line="480" w:lineRule="auto"/>
+        <w:rPr>
+          <w:rFonts w:asciiTheme="majorHAnsi" w:hAnsiTheme="majorHAnsi" w:cstheme="majorHAnsi"/>
+        </w:rPr>
+      </w:pPr>
+      <w:r>
+        <w:rPr>
+          <w:rFonts w:asciiTheme="majorHAnsi" w:hAnsiTheme="majorHAnsi" w:cstheme="majorHAnsi"/>
+        </w:rPr>
+        <w:t xml:space="preserve">Historia de Usuario 3.1: Generar </w:t>
+      </w:r>
+      <w:r>
+        <w:rPr>
+          <w:rFonts w:asciiTheme="majorHAnsi" w:hAnsiTheme="majorHAnsi" w:cstheme="majorHAnsi"/>
+        </w:rPr>
+        <w:t>un reporte general de leches dispensadas.</w:t>
+      </w:r>
+    </w:p>
+    <w:p>
+      <w:pPr>
+        <w:pStyle w:val="NormalWeb"/>
+        <w:spacing w:line="480" w:lineRule="auto"/>
+        <w:rPr>
+          <w:rFonts w:asciiTheme="majorHAnsi" w:hAnsiTheme="majorHAnsi" w:cstheme="majorHAnsi"/>
+        </w:rPr>
+      </w:pPr>
+      <w:r>
+        <w:rPr>
+          <w:rStyle w:val="Strong"/>
           <w:rFonts w:asciiTheme="majorHAnsi" w:hAnsiTheme="majorHAnsi" w:cstheme="majorHAnsi"/>
         </w:rPr>
         <w:t>Criterios de aceptación:</w:t>
@@ -1601,8 +1433,18 @@
         <w:rPr>
           <w:rFonts w:asciiTheme="majorHAnsi" w:hAnsiTheme="majorHAnsi" w:cstheme="majorHAnsi"/>
         </w:rPr>
-        <w:t>Reporte exportable en PDF o Excel.</w:t>
-      </w:r>
+        <w:lastRenderedPageBreak/>
+        <w:t>Permite elegir tipos de leches.</w:t>
+      </w:r>
+    </w:p>
+    <w:p>
+      <w:pPr>
+        <w:pStyle w:val="NormalWeb"/>
+        <w:spacing w:line="480" w:lineRule="auto"/>
+        <w:rPr>
+          <w:rFonts w:asciiTheme="majorHAnsi" w:hAnsiTheme="majorHAnsi" w:cstheme="majorHAnsi"/>
+        </w:rPr>
+      </w:pPr>
       <w:r>
         <w:rPr>
           <w:rFonts w:asciiTheme="majorHAnsi" w:hAnsiTheme="majorHAnsi" w:cstheme="majorHAnsi"/>
@@ -1611,7 +1453,7 @@
       </w:r>
       <w:r>
         <w:rPr>
-          <w:rStyle w:val="Textoennegrita"/>
+          <w:rStyle w:val="Strong"/>
           <w:rFonts w:asciiTheme="majorHAnsi" w:hAnsiTheme="majorHAnsi" w:cstheme="majorHAnsi"/>
         </w:rPr>
         <w:t>Definición de Hecho:</w:t>
@@ -1652,71 +1494,69 @@
         <w:rPr>
           <w:rFonts w:asciiTheme="majorHAnsi" w:hAnsiTheme="majorHAnsi" w:cstheme="majorHAnsi"/>
         </w:rPr>
-        <w:t>Descarga validada en distintos formatos.</w:t>
-      </w:r>
-    </w:p>
-    <w:p>
-      <w:pPr>
-        <w:pStyle w:val="NormalWeb"/>
-        <w:numPr>
-          <w:ilvl w:val="0"/>
-          <w:numId w:val="9"/>
-        </w:numPr>
-        <w:spacing w:line="480" w:lineRule="auto"/>
-        <w:rPr>
-          <w:rFonts w:asciiTheme="majorHAnsi" w:hAnsiTheme="majorHAnsi" w:cstheme="majorHAnsi"/>
-        </w:rPr>
-      </w:pPr>
-      <w:r>
-        <w:rPr>
-          <w:rFonts w:asciiTheme="majorHAnsi" w:hAnsiTheme="majorHAnsi" w:cstheme="majorHAnsi"/>
-        </w:rPr>
         <w:t>Documentación de reportes generada.</w:t>
       </w:r>
     </w:p>
     <w:p>
       <w:pPr>
-        <w:pStyle w:val="Ttulo2"/>
-        <w:spacing w:line="480" w:lineRule="auto"/>
-        <w:rPr>
-          <w:rFonts w:asciiTheme="majorHAnsi" w:hAnsiTheme="majorHAnsi" w:cstheme="majorHAnsi"/>
-        </w:rPr>
-      </w:pPr>
-      <w:r>
-        <w:rPr>
-          <w:rFonts w:asciiTheme="majorHAnsi" w:hAnsiTheme="majorHAnsi" w:cstheme="majorHAnsi"/>
-        </w:rPr>
-        <w:t>Historia de Usuario 3.2: Generar reportes individuales por donadora</w:t>
-      </w:r>
-    </w:p>
-    <w:p>
-      <w:pPr>
-        <w:spacing w:line="480" w:lineRule="auto"/>
-        <w:rPr>
-          <w:rFonts w:asciiTheme="majorHAnsi" w:hAnsiTheme="majorHAnsi" w:cstheme="majorHAnsi"/>
-        </w:rPr>
-      </w:pPr>
-      <w:r>
-        <w:rPr>
-          <w:rFonts w:asciiTheme="majorHAnsi" w:hAnsiTheme="majorHAnsi" w:cstheme="majorHAnsi"/>
-        </w:rPr>
-        <w:t>Como usuario, quiero generar reportes personalizados por donadora, para revisar el historial de aportes.</w:t>
-      </w:r>
-    </w:p>
-    <w:p>
-      <w:pPr>
-        <w:pStyle w:val="NormalWeb"/>
-        <w:spacing w:line="480" w:lineRule="auto"/>
-        <w:rPr>
-          <w:rFonts w:asciiTheme="majorHAnsi" w:hAnsiTheme="majorHAnsi" w:cstheme="majorHAnsi"/>
-        </w:rPr>
-      </w:pPr>
-      <w:r>
-        <w:rPr>
-          <w:rStyle w:val="Textoennegrita"/>
-          <w:rFonts w:asciiTheme="majorHAnsi" w:hAnsiTheme="majorHAnsi" w:cstheme="majorHAnsi"/>
-        </w:rPr>
-        <w:lastRenderedPageBreak/>
+        <w:pStyle w:val="Heading2"/>
+        <w:spacing w:line="480" w:lineRule="auto"/>
+        <w:rPr>
+          <w:rFonts w:asciiTheme="majorHAnsi" w:hAnsiTheme="majorHAnsi" w:cstheme="majorHAnsi"/>
+        </w:rPr>
+      </w:pPr>
+      <w:r>
+        <w:rPr>
+          <w:rFonts w:asciiTheme="majorHAnsi" w:hAnsiTheme="majorHAnsi" w:cstheme="majorHAnsi"/>
+        </w:rPr>
+        <w:t xml:space="preserve">Historia de Usuario 3.2: Generar reportes </w:t>
+      </w:r>
+      <w:r>
+        <w:rPr>
+          <w:rFonts w:asciiTheme="majorHAnsi" w:hAnsiTheme="majorHAnsi" w:cstheme="majorHAnsi"/>
+        </w:rPr>
+        <w:t>de enfermedades general.</w:t>
+      </w:r>
+    </w:p>
+    <w:p>
+      <w:pPr>
+        <w:spacing w:line="480" w:lineRule="auto"/>
+        <w:rPr>
+          <w:rFonts w:asciiTheme="majorHAnsi" w:hAnsiTheme="majorHAnsi" w:cstheme="majorHAnsi"/>
+        </w:rPr>
+      </w:pPr>
+      <w:r>
+        <w:rPr>
+          <w:rFonts w:asciiTheme="majorHAnsi" w:hAnsiTheme="majorHAnsi" w:cstheme="majorHAnsi"/>
+        </w:rPr>
+        <w:t xml:space="preserve">Como usuario, quiero generar reportes personalizados por </w:t>
+      </w:r>
+      <w:r>
+        <w:rPr>
+          <w:rFonts w:asciiTheme="majorHAnsi" w:hAnsiTheme="majorHAnsi" w:cstheme="majorHAnsi"/>
+        </w:rPr>
+        <w:t>enfermedades</w:t>
+      </w:r>
+      <w:r>
+        <w:rPr>
+          <w:rFonts w:asciiTheme="majorHAnsi" w:hAnsiTheme="majorHAnsi" w:cstheme="majorHAnsi"/>
+        </w:rPr>
+        <w:t>.</w:t>
+      </w:r>
+    </w:p>
+    <w:p>
+      <w:pPr>
+        <w:pStyle w:val="NormalWeb"/>
+        <w:spacing w:line="480" w:lineRule="auto"/>
+        <w:rPr>
+          <w:rFonts w:asciiTheme="majorHAnsi" w:hAnsiTheme="majorHAnsi" w:cstheme="majorHAnsi"/>
+        </w:rPr>
+      </w:pPr>
+      <w:r>
+        <w:rPr>
+          <w:rStyle w:val="Strong"/>
+          <w:rFonts w:asciiTheme="majorHAnsi" w:hAnsiTheme="majorHAnsi" w:cstheme="majorHAnsi"/>
+        </w:rPr>
         <w:t>Criterios de aceptación:</w:t>
       </w:r>
     </w:p>
@@ -1736,7 +1576,19 @@
         <w:rPr>
           <w:rFonts w:asciiTheme="majorHAnsi" w:hAnsiTheme="majorHAnsi" w:cstheme="majorHAnsi"/>
         </w:rPr>
-        <w:t>Muestra historial individual detallado.</w:t>
+        <w:t xml:space="preserve">Muestra </w:t>
+      </w:r>
+      <w:r>
+        <w:rPr>
+          <w:rFonts w:asciiTheme="majorHAnsi" w:hAnsiTheme="majorHAnsi" w:cstheme="majorHAnsi"/>
+        </w:rPr>
+        <w:t>el historial de enfermedades registradas</w:t>
+      </w:r>
+      <w:r>
+        <w:rPr>
+          <w:rFonts w:asciiTheme="majorHAnsi" w:hAnsiTheme="majorHAnsi" w:cstheme="majorHAnsi"/>
+        </w:rPr>
+        <w:t>.</w:t>
       </w:r>
     </w:p>
     <w:p>
@@ -1755,7 +1607,19 @@
         <w:rPr>
           <w:rFonts w:asciiTheme="majorHAnsi" w:hAnsiTheme="majorHAnsi" w:cstheme="majorHAnsi"/>
         </w:rPr>
-        <w:t>Incluye cantidad donada y fechas.</w:t>
+        <w:t>Incluye cantida</w:t>
+      </w:r>
+      <w:r>
+        <w:rPr>
+          <w:rFonts w:asciiTheme="majorHAnsi" w:hAnsiTheme="majorHAnsi" w:cstheme="majorHAnsi"/>
+        </w:rPr>
+        <w:t>des</w:t>
+      </w:r>
+      <w:r>
+        <w:rPr>
+          <w:rFonts w:asciiTheme="majorHAnsi" w:hAnsiTheme="majorHAnsi" w:cstheme="majorHAnsi"/>
+        </w:rPr>
+        <w:t>.</w:t>
       </w:r>
       <w:r>
         <w:rPr>
@@ -1765,7 +1629,7 @@
       </w:r>
       <w:r>
         <w:rPr>
-          <w:rStyle w:val="Textoennegrita"/>
+          <w:rStyle w:val="Strong"/>
           <w:rFonts w:asciiTheme="majorHAnsi" w:hAnsiTheme="majorHAnsi" w:cstheme="majorHAnsi"/>
         </w:rPr>
         <w:t>Definición de Hecho:</w:t>
@@ -1787,7 +1651,19 @@
         <w:rPr>
           <w:rFonts w:asciiTheme="majorHAnsi" w:hAnsiTheme="majorHAnsi" w:cstheme="majorHAnsi"/>
         </w:rPr>
-        <w:t>Pruebas correctas con varias donadoras.</w:t>
+        <w:t>Pruebas correctas con varias</w:t>
+      </w:r>
+      <w:r>
+        <w:rPr>
+          <w:rFonts w:asciiTheme="majorHAnsi" w:hAnsiTheme="majorHAnsi" w:cstheme="majorHAnsi"/>
+        </w:rPr>
+        <w:t xml:space="preserve"> enfermedades</w:t>
+      </w:r>
+      <w:r>
+        <w:rPr>
+          <w:rFonts w:asciiTheme="majorHAnsi" w:hAnsiTheme="majorHAnsi" w:cstheme="majorHAnsi"/>
+        </w:rPr>
+        <w:t>.</w:t>
       </w:r>
     </w:p>
     <w:p>
@@ -1806,7 +1682,19 @@
         <w:rPr>
           <w:rFonts w:asciiTheme="majorHAnsi" w:hAnsiTheme="majorHAnsi" w:cstheme="majorHAnsi"/>
         </w:rPr>
-        <w:t>Validación cruzada con inventario.</w:t>
+        <w:t xml:space="preserve">Validación </w:t>
+      </w:r>
+      <w:r>
+        <w:rPr>
+          <w:rFonts w:asciiTheme="majorHAnsi" w:hAnsiTheme="majorHAnsi" w:cstheme="majorHAnsi"/>
+        </w:rPr>
+        <w:t>con el registro de pacientes</w:t>
+      </w:r>
+      <w:r>
+        <w:rPr>
+          <w:rFonts w:asciiTheme="majorHAnsi" w:hAnsiTheme="majorHAnsi" w:cstheme="majorHAnsi"/>
+        </w:rPr>
+        <w:t>.</w:t>
       </w:r>
     </w:p>
     <w:p>
@@ -1830,7 +1718,7 @@
     </w:p>
     <w:p>
       <w:pPr>
-        <w:pStyle w:val="Ttulo2"/>
+        <w:pStyle w:val="Heading2"/>
         <w:spacing w:line="480" w:lineRule="auto"/>
         <w:rPr>
           <w:rFonts w:asciiTheme="majorHAnsi" w:hAnsiTheme="majorHAnsi" w:cstheme="majorHAnsi"/>
@@ -1854,22 +1742,35 @@
         <w:rPr>
           <w:rFonts w:asciiTheme="majorHAnsi" w:hAnsiTheme="majorHAnsi" w:cstheme="majorHAnsi"/>
         </w:rPr>
-        <w:t>Como usuario, quiero exportar reportes en formatos PDF y Excel, para compartirlos con el equipo médico.</w:t>
-      </w:r>
-    </w:p>
-    <w:p>
-      <w:pPr>
-        <w:pStyle w:val="NormalWeb"/>
-        <w:spacing w:line="480" w:lineRule="auto"/>
-        <w:rPr>
-          <w:rFonts w:asciiTheme="majorHAnsi" w:hAnsiTheme="majorHAnsi" w:cstheme="majorHAnsi"/>
-        </w:rPr>
-      </w:pPr>
-      <w:r>
-        <w:rPr>
-          <w:rStyle w:val="Textoennegrita"/>
-          <w:rFonts w:asciiTheme="majorHAnsi" w:hAnsiTheme="majorHAnsi" w:cstheme="majorHAnsi"/>
-        </w:rPr>
+        <w:t xml:space="preserve">Como usuario, quiero exportar reportes en formatos PDF </w:t>
+      </w:r>
+      <w:r>
+        <w:rPr>
+          <w:rFonts w:asciiTheme="majorHAnsi" w:hAnsiTheme="majorHAnsi" w:cstheme="majorHAnsi"/>
+        </w:rPr>
+        <w:t>e imprimir</w:t>
+      </w:r>
+      <w:r>
+        <w:rPr>
+          <w:rFonts w:asciiTheme="majorHAnsi" w:hAnsiTheme="majorHAnsi" w:cstheme="majorHAnsi"/>
+        </w:rPr>
+        <w:t>, para compartirlos con el equipo médico.</w:t>
+      </w:r>
+    </w:p>
+    <w:p>
+      <w:pPr>
+        <w:pStyle w:val="NormalWeb"/>
+        <w:spacing w:line="480" w:lineRule="auto"/>
+        <w:rPr>
+          <w:rFonts w:asciiTheme="majorHAnsi" w:hAnsiTheme="majorHAnsi" w:cstheme="majorHAnsi"/>
+        </w:rPr>
+      </w:pPr>
+      <w:r>
+        <w:rPr>
+          <w:rStyle w:val="Strong"/>
+          <w:rFonts w:asciiTheme="majorHAnsi" w:hAnsiTheme="majorHAnsi" w:cstheme="majorHAnsi"/>
+        </w:rPr>
+        <w:lastRenderedPageBreak/>
         <w:t>Criterios de aceptación:</w:t>
       </w:r>
     </w:p>
@@ -1889,7 +1790,7 @@
         <w:rPr>
           <w:rFonts w:asciiTheme="majorHAnsi" w:hAnsiTheme="majorHAnsi" w:cstheme="majorHAnsi"/>
         </w:rPr>
-        <w:t>Exportación disponible en PDF y Excel.</w:t>
+        <w:t>Exportación disponible en PDF.</w:t>
       </w:r>
     </w:p>
     <w:p>
@@ -1908,7 +1809,13 @@
         <w:rPr>
           <w:rFonts w:asciiTheme="majorHAnsi" w:hAnsiTheme="majorHAnsi" w:cstheme="majorHAnsi"/>
         </w:rPr>
-        <w:t>Mensajes claros de éxito o error.</w:t>
+        <w:t>Formato de impresión de cada reporte por pacientes</w:t>
+      </w:r>
+      <w:r>
+        <w:rPr>
+          <w:rFonts w:asciiTheme="majorHAnsi" w:hAnsiTheme="majorHAnsi" w:cstheme="majorHAnsi"/>
+        </w:rPr>
+        <w:t>.</w:t>
       </w:r>
       <w:r>
         <w:rPr>
@@ -1918,7 +1825,7 @@
       </w:r>
       <w:r>
         <w:rPr>
-          <w:rStyle w:val="Textoennegrita"/>
+          <w:rStyle w:val="Strong"/>
           <w:rFonts w:asciiTheme="majorHAnsi" w:hAnsiTheme="majorHAnsi" w:cstheme="majorHAnsi"/>
         </w:rPr>
         <w:t>Definición de Hecho:</w:t>
@@ -1983,7 +1890,7 @@
     </w:p>
     <w:p>
       <w:pPr>
-        <w:pStyle w:val="Ttulo1"/>
+        <w:pStyle w:val="Heading1"/>
         <w:spacing w:line="480" w:lineRule="auto"/>
         <w:rPr>
           <w:rFonts w:asciiTheme="majorHAnsi" w:hAnsiTheme="majorHAnsi" w:cstheme="majorHAnsi"/>
@@ -1998,17 +1905,16 @@
     </w:p>
     <w:p>
       <w:pPr>
-        <w:pStyle w:val="Ttulo2"/>
-        <w:spacing w:line="480" w:lineRule="auto"/>
-        <w:rPr>
-          <w:rFonts w:asciiTheme="majorHAnsi" w:hAnsiTheme="majorHAnsi" w:cstheme="majorHAnsi"/>
-        </w:rPr>
-      </w:pPr>
-      <w:r>
-        <w:rPr>
-          <w:rFonts w:asciiTheme="majorHAnsi" w:hAnsiTheme="majorHAnsi" w:cstheme="majorHAnsi"/>
-        </w:rPr>
-        <w:lastRenderedPageBreak/>
+        <w:pStyle w:val="Heading2"/>
+        <w:spacing w:line="480" w:lineRule="auto"/>
+        <w:rPr>
+          <w:rFonts w:asciiTheme="majorHAnsi" w:hAnsiTheme="majorHAnsi" w:cstheme="majorHAnsi"/>
+        </w:rPr>
+      </w:pPr>
+      <w:r>
+        <w:rPr>
+          <w:rFonts w:asciiTheme="majorHAnsi" w:hAnsiTheme="majorHAnsi" w:cstheme="majorHAnsi"/>
+        </w:rPr>
         <w:t>Historia de Usuario 4.1: Crear y gestionar usuarios</w:t>
       </w:r>
     </w:p>
@@ -2036,7 +1942,7 @@
       </w:pPr>
       <w:r>
         <w:rPr>
-          <w:rStyle w:val="Textoennegrita"/>
+          <w:rStyle w:val="Strong"/>
           <w:rFonts w:asciiTheme="majorHAnsi" w:hAnsiTheme="majorHAnsi" w:cstheme="majorHAnsi"/>
         </w:rPr>
         <w:t>Criterios de aceptación:</w:t>
@@ -2087,7 +1993,7 @@
       </w:r>
       <w:r>
         <w:rPr>
-          <w:rStyle w:val="Textoennegrita"/>
+          <w:rStyle w:val="Strong"/>
           <w:rFonts w:asciiTheme="majorHAnsi" w:hAnsiTheme="majorHAnsi" w:cstheme="majorHAnsi"/>
         </w:rPr>
         <w:t>Definición de Hecho:</w:t>
@@ -2152,16 +2058,17 @@
     </w:p>
     <w:p>
       <w:pPr>
-        <w:pStyle w:val="Ttulo2"/>
-        <w:spacing w:line="480" w:lineRule="auto"/>
-        <w:rPr>
-          <w:rFonts w:asciiTheme="majorHAnsi" w:hAnsiTheme="majorHAnsi" w:cstheme="majorHAnsi"/>
-        </w:rPr>
-      </w:pPr>
-      <w:r>
-        <w:rPr>
-          <w:rFonts w:asciiTheme="majorHAnsi" w:hAnsiTheme="majorHAnsi" w:cstheme="majorHAnsi"/>
-        </w:rPr>
+        <w:pStyle w:val="Heading2"/>
+        <w:spacing w:line="480" w:lineRule="auto"/>
+        <w:rPr>
+          <w:rFonts w:asciiTheme="majorHAnsi" w:hAnsiTheme="majorHAnsi" w:cstheme="majorHAnsi"/>
+        </w:rPr>
+      </w:pPr>
+      <w:r>
+        <w:rPr>
+          <w:rFonts w:asciiTheme="majorHAnsi" w:hAnsiTheme="majorHAnsi" w:cstheme="majorHAnsi"/>
+        </w:rPr>
+        <w:lastRenderedPageBreak/>
         <w:t>Historia de Usuario 4.2: Asignar roles y permisos</w:t>
       </w:r>
     </w:p>
@@ -2189,7 +2096,7 @@
       </w:pPr>
       <w:r>
         <w:rPr>
-          <w:rStyle w:val="Textoennegrita"/>
+          <w:rStyle w:val="Strong"/>
           <w:rFonts w:asciiTheme="majorHAnsi" w:hAnsiTheme="majorHAnsi" w:cstheme="majorHAnsi"/>
         </w:rPr>
         <w:t>Criterios de aceptación:</w:t>
@@ -2240,7 +2147,7 @@
       </w:r>
       <w:r>
         <w:rPr>
-          <w:rStyle w:val="Textoennegrita"/>
+          <w:rStyle w:val="Strong"/>
           <w:rFonts w:asciiTheme="majorHAnsi" w:hAnsiTheme="majorHAnsi" w:cstheme="majorHAnsi"/>
         </w:rPr>
         <w:t>Definición de Hecho:</w:t>
@@ -2319,17 +2226,16 @@
     </w:p>
     <w:p>
       <w:pPr>
-        <w:pStyle w:val="Ttulo2"/>
-        <w:spacing w:line="480" w:lineRule="auto"/>
-        <w:rPr>
-          <w:rFonts w:asciiTheme="majorHAnsi" w:hAnsiTheme="majorHAnsi" w:cstheme="majorHAnsi"/>
-        </w:rPr>
-      </w:pPr>
-      <w:r>
-        <w:rPr>
-          <w:rFonts w:asciiTheme="majorHAnsi" w:hAnsiTheme="majorHAnsi" w:cstheme="majorHAnsi"/>
-        </w:rPr>
-        <w:lastRenderedPageBreak/>
+        <w:pStyle w:val="Heading2"/>
+        <w:spacing w:line="480" w:lineRule="auto"/>
+        <w:rPr>
+          <w:rFonts w:asciiTheme="majorHAnsi" w:hAnsiTheme="majorHAnsi" w:cstheme="majorHAnsi"/>
+        </w:rPr>
+      </w:pPr>
+      <w:r>
+        <w:rPr>
+          <w:rFonts w:asciiTheme="majorHAnsi" w:hAnsiTheme="majorHAnsi" w:cstheme="majorHAnsi"/>
+        </w:rPr>
         <w:t>Historia de Usuario 4.3: Controlar accesos</w:t>
       </w:r>
     </w:p>
@@ -2357,7 +2263,7 @@
       </w:pPr>
       <w:r>
         <w:rPr>
-          <w:rStyle w:val="Textoennegrita"/>
+          <w:rStyle w:val="Strong"/>
           <w:rFonts w:asciiTheme="majorHAnsi" w:hAnsiTheme="majorHAnsi" w:cstheme="majorHAnsi"/>
         </w:rPr>
         <w:t>Criterios de aceptación:</w:t>
@@ -2408,7 +2314,7 @@
       </w:r>
       <w:r>
         <w:rPr>
-          <w:rStyle w:val="Textoennegrita"/>
+          <w:rStyle w:val="Strong"/>
           <w:rFonts w:asciiTheme="majorHAnsi" w:hAnsiTheme="majorHAnsi" w:cstheme="majorHAnsi"/>
         </w:rPr>
         <w:t>Definición de Hecho:</w:t>
@@ -2473,22 +2379,23 @@
     </w:p>
     <w:p>
       <w:pPr>
-        <w:pStyle w:val="Ttulo1"/>
-        <w:spacing w:line="480" w:lineRule="auto"/>
-        <w:rPr>
-          <w:rFonts w:asciiTheme="majorHAnsi" w:hAnsiTheme="majorHAnsi" w:cstheme="majorHAnsi"/>
-        </w:rPr>
-      </w:pPr>
-      <w:r>
-        <w:rPr>
-          <w:rFonts w:asciiTheme="majorHAnsi" w:hAnsiTheme="majorHAnsi" w:cstheme="majorHAnsi"/>
-        </w:rPr>
+        <w:pStyle w:val="Heading1"/>
+        <w:spacing w:line="480" w:lineRule="auto"/>
+        <w:rPr>
+          <w:rFonts w:asciiTheme="majorHAnsi" w:hAnsiTheme="majorHAnsi" w:cstheme="majorHAnsi"/>
+        </w:rPr>
+      </w:pPr>
+      <w:r>
+        <w:rPr>
+          <w:rFonts w:asciiTheme="majorHAnsi" w:hAnsiTheme="majorHAnsi" w:cstheme="majorHAnsi"/>
+        </w:rPr>
+        <w:lastRenderedPageBreak/>
         <w:t>Épica 5: Búsqueda y consulta de información por paciente</w:t>
       </w:r>
     </w:p>
     <w:p>
       <w:pPr>
-        <w:pStyle w:val="Ttulo2"/>
+        <w:pStyle w:val="Heading2"/>
         <w:spacing w:line="480" w:lineRule="auto"/>
         <w:rPr>
           <w:rFonts w:asciiTheme="majorHAnsi" w:hAnsiTheme="majorHAnsi" w:cstheme="majorHAnsi"/>
@@ -2525,7 +2432,7 @@
       </w:pPr>
       <w:r>
         <w:rPr>
-          <w:rStyle w:val="Textoennegrita"/>
+          <w:rStyle w:val="Strong"/>
           <w:rFonts w:asciiTheme="majorHAnsi" w:hAnsiTheme="majorHAnsi" w:cstheme="majorHAnsi"/>
         </w:rPr>
         <w:t>Criterios de aceptación:</w:t>
@@ -2566,7 +2473,6 @@
         <w:rPr>
           <w:rFonts w:asciiTheme="majorHAnsi" w:hAnsiTheme="majorHAnsi" w:cstheme="majorHAnsi"/>
         </w:rPr>
-        <w:lastRenderedPageBreak/>
         <w:t>Resultados ordenados y filtrables.</w:t>
       </w:r>
       <w:r>
@@ -2577,7 +2483,7 @@
       </w:r>
       <w:r>
         <w:rPr>
-          <w:rStyle w:val="Textoennegrita"/>
+          <w:rStyle w:val="Strong"/>
           <w:rFonts w:asciiTheme="majorHAnsi" w:hAnsiTheme="majorHAnsi" w:cstheme="majorHAnsi"/>
         </w:rPr>
         <w:t>Definición de Hecho:</w:t>
@@ -2642,7 +2548,7 @@
     </w:p>
     <w:p>
       <w:pPr>
-        <w:pStyle w:val="Ttulo2"/>
+        <w:pStyle w:val="Heading2"/>
         <w:spacing w:line="480" w:lineRule="auto"/>
         <w:rPr>
           <w:rFonts w:asciiTheme="majorHAnsi" w:hAnsiTheme="majorHAnsi" w:cstheme="majorHAnsi"/>
@@ -2679,7 +2585,7 @@
       </w:pPr>
       <w:r>
         <w:rPr>
-          <w:rStyle w:val="Textoennegrita"/>
+          <w:rStyle w:val="Strong"/>
           <w:rFonts w:asciiTheme="majorHAnsi" w:hAnsiTheme="majorHAnsi" w:cstheme="majorHAnsi"/>
         </w:rPr>
         <w:t>Criterios de aceptación:</w:t>
@@ -2701,6 +2607,7 @@
         <w:rPr>
           <w:rFonts w:asciiTheme="majorHAnsi" w:hAnsiTheme="majorHAnsi" w:cstheme="majorHAnsi"/>
         </w:rPr>
+        <w:lastRenderedPageBreak/>
         <w:t>Muestra datos completos de evolución médica.</w:t>
       </w:r>
     </w:p>
@@ -2730,7 +2637,7 @@
       </w:r>
       <w:r>
         <w:rPr>
-          <w:rStyle w:val="Textoennegrita"/>
+          <w:rStyle w:val="Strong"/>
           <w:rFonts w:asciiTheme="majorHAnsi" w:hAnsiTheme="majorHAnsi" w:cstheme="majorHAnsi"/>
         </w:rPr>
         <w:t>Definición de Hecho:</w:t>
@@ -2795,142 +2702,7 @@
     </w:p>
     <w:p>
       <w:pPr>
-        <w:pStyle w:val="Ttulo2"/>
-        <w:spacing w:line="480" w:lineRule="auto"/>
-        <w:rPr>
-          <w:rFonts w:asciiTheme="majorHAnsi" w:hAnsiTheme="majorHAnsi" w:cstheme="majorHAnsi"/>
-        </w:rPr>
-      </w:pPr>
-      <w:r>
-        <w:rPr>
-          <w:rFonts w:asciiTheme="majorHAnsi" w:hAnsiTheme="majorHAnsi" w:cstheme="majorHAnsi"/>
-        </w:rPr>
-        <w:t>Historia de Usuario 5.3: Filtrar y ordenar búsquedas</w:t>
-      </w:r>
-    </w:p>
-    <w:p>
-      <w:pPr>
-        <w:spacing w:line="480" w:lineRule="auto"/>
-        <w:rPr>
-          <w:rFonts w:asciiTheme="majorHAnsi" w:hAnsiTheme="majorHAnsi" w:cstheme="majorHAnsi"/>
-        </w:rPr>
-      </w:pPr>
-      <w:r>
-        <w:rPr>
-          <w:rFonts w:asciiTheme="majorHAnsi" w:hAnsiTheme="majorHAnsi" w:cstheme="majorHAnsi"/>
-        </w:rPr>
-        <w:t>Como usuario, quiero filtrar y ordenar los resultados de búsqueda, para encontrar datos más fácilmente.</w:t>
-      </w:r>
-    </w:p>
-    <w:p>
-      <w:pPr>
-        <w:pStyle w:val="NormalWeb"/>
-        <w:spacing w:line="480" w:lineRule="auto"/>
-        <w:rPr>
-          <w:rFonts w:asciiTheme="majorHAnsi" w:hAnsiTheme="majorHAnsi" w:cstheme="majorHAnsi"/>
-        </w:rPr>
-      </w:pPr>
-      <w:r>
-        <w:rPr>
-          <w:rStyle w:val="Textoennegrita"/>
-          <w:rFonts w:asciiTheme="majorHAnsi" w:hAnsiTheme="majorHAnsi" w:cstheme="majorHAnsi"/>
-        </w:rPr>
-        <w:lastRenderedPageBreak/>
-        <w:t>Criterios de aceptación:</w:t>
-      </w:r>
-    </w:p>
-    <w:p>
-      <w:pPr>
-        <w:pStyle w:val="NormalWeb"/>
-        <w:numPr>
-          <w:ilvl w:val="0"/>
-          <w:numId w:val="17"/>
-        </w:numPr>
-        <w:spacing w:line="480" w:lineRule="auto"/>
-        <w:rPr>
-          <w:rFonts w:asciiTheme="majorHAnsi" w:hAnsiTheme="majorHAnsi" w:cstheme="majorHAnsi"/>
-        </w:rPr>
-      </w:pPr>
-      <w:r>
-        <w:rPr>
-          <w:rFonts w:asciiTheme="majorHAnsi" w:hAnsiTheme="majorHAnsi" w:cstheme="majorHAnsi"/>
-        </w:rPr>
-        <w:t>Permite filtros dinámicos y orden por fecha, paciente o área.</w:t>
-      </w:r>
-      <w:r>
-        <w:rPr>
-          <w:rFonts w:asciiTheme="majorHAnsi" w:hAnsiTheme="majorHAnsi" w:cstheme="majorHAnsi"/>
-        </w:rPr>
-        <w:br/>
-      </w:r>
-      <w:r>
-        <w:rPr>
-          <w:rStyle w:val="Textoennegrita"/>
-          <w:rFonts w:asciiTheme="majorHAnsi" w:hAnsiTheme="majorHAnsi" w:cstheme="majorHAnsi"/>
-        </w:rPr>
-        <w:t>Definición de Hecho:</w:t>
-      </w:r>
-    </w:p>
-    <w:p>
-      <w:pPr>
-        <w:pStyle w:val="NormalWeb"/>
-        <w:numPr>
-          <w:ilvl w:val="0"/>
-          <w:numId w:val="17"/>
-        </w:numPr>
-        <w:spacing w:line="480" w:lineRule="auto"/>
-        <w:rPr>
-          <w:rFonts w:asciiTheme="majorHAnsi" w:hAnsiTheme="majorHAnsi" w:cstheme="majorHAnsi"/>
-        </w:rPr>
-      </w:pPr>
-      <w:r>
-        <w:rPr>
-          <w:rFonts w:asciiTheme="majorHAnsi" w:hAnsiTheme="majorHAnsi" w:cstheme="majorHAnsi"/>
-        </w:rPr>
-        <w:t>Funcionalidad probada con varios filtros combinados.</w:t>
-      </w:r>
-    </w:p>
-    <w:p>
-      <w:pPr>
-        <w:pStyle w:val="NormalWeb"/>
-        <w:numPr>
-          <w:ilvl w:val="0"/>
-          <w:numId w:val="17"/>
-        </w:numPr>
-        <w:spacing w:line="480" w:lineRule="auto"/>
-        <w:rPr>
-          <w:rFonts w:asciiTheme="majorHAnsi" w:hAnsiTheme="majorHAnsi" w:cstheme="majorHAnsi"/>
-        </w:rPr>
-      </w:pPr>
-      <w:r>
-        <w:rPr>
-          <w:rFonts w:asciiTheme="majorHAnsi" w:hAnsiTheme="majorHAnsi" w:cstheme="majorHAnsi"/>
-        </w:rPr>
-        <w:t>Resultados 100% consistentes.</w:t>
-      </w:r>
-    </w:p>
-    <w:p>
-      <w:pPr>
-        <w:pStyle w:val="NormalWeb"/>
-        <w:numPr>
-          <w:ilvl w:val="0"/>
-          <w:numId w:val="17"/>
-        </w:numPr>
-        <w:spacing w:line="480" w:lineRule="auto"/>
-        <w:rPr>
-          <w:rFonts w:asciiTheme="majorHAnsi" w:hAnsiTheme="majorHAnsi" w:cstheme="majorHAnsi"/>
-        </w:rPr>
-      </w:pPr>
-      <w:r>
-        <w:rPr>
-          <w:rFonts w:asciiTheme="majorHAnsi" w:hAnsiTheme="majorHAnsi" w:cstheme="majorHAnsi"/>
-        </w:rPr>
-        <w:t>Documentación clara y concisa.</w:t>
-      </w:r>
-    </w:p>
-    <w:p>
-      <w:pPr>
-        <w:pStyle w:val="Ttulo1"/>
+        <w:pStyle w:val="Heading1"/>
         <w:spacing w:line="480" w:lineRule="auto"/>
         <w:rPr>
           <w:rFonts w:asciiTheme="majorHAnsi" w:hAnsiTheme="majorHAnsi" w:cstheme="majorHAnsi"/>
@@ -2945,7 +2717,7 @@
     </w:p>
     <w:p>
       <w:pPr>
-        <w:pStyle w:val="Ttulo2"/>
+        <w:pStyle w:val="Heading2"/>
         <w:spacing w:line="480" w:lineRule="auto"/>
         <w:rPr>
           <w:rFonts w:asciiTheme="majorHAnsi" w:hAnsiTheme="majorHAnsi" w:cstheme="majorHAnsi"/>
@@ -2982,7 +2754,7 @@
       </w:pPr>
       <w:r>
         <w:rPr>
-          <w:rStyle w:val="Textoennegrita"/>
+          <w:rStyle w:val="Strong"/>
           <w:rFonts w:asciiTheme="majorHAnsi" w:hAnsiTheme="majorHAnsi" w:cstheme="majorHAnsi"/>
         </w:rPr>
         <w:t>Criterios de aceptación:</w:t>
@@ -3052,7 +2824,7 @@
       </w:r>
       <w:r>
         <w:rPr>
-          <w:rStyle w:val="Textoennegrita"/>
+          <w:rStyle w:val="Strong"/>
           <w:rFonts w:asciiTheme="majorHAnsi" w:hAnsiTheme="majorHAnsi" w:cstheme="majorHAnsi"/>
         </w:rPr>
         <w:t>Definición de Hecho:</w:t>
@@ -3118,7 +2890,7 @@
     </w:p>
     <w:p>
       <w:pPr>
-        <w:pStyle w:val="Ttulo2"/>
+        <w:pStyle w:val="Heading2"/>
         <w:spacing w:line="480" w:lineRule="auto"/>
         <w:rPr>
           <w:rFonts w:asciiTheme="majorHAnsi" w:hAnsiTheme="majorHAnsi" w:cstheme="majorHAnsi"/>
@@ -3155,7 +2927,7 @@
       </w:pPr>
       <w:r>
         <w:rPr>
-          <w:rStyle w:val="Textoennegrita"/>
+          <w:rStyle w:val="Strong"/>
           <w:rFonts w:asciiTheme="majorHAnsi" w:hAnsiTheme="majorHAnsi" w:cstheme="majorHAnsi"/>
         </w:rPr>
         <w:t>Criterios de aceptación:</w:t>
@@ -3206,7 +2978,7 @@
       </w:r>
       <w:r>
         <w:rPr>
-          <w:rStyle w:val="Textoennegrita"/>
+          <w:rStyle w:val="Strong"/>
           <w:rFonts w:asciiTheme="majorHAnsi" w:hAnsiTheme="majorHAnsi" w:cstheme="majorHAnsi"/>
         </w:rPr>
         <w:t>Definición de Hecho:</w:t>
@@ -3271,173 +3043,7 @@
     </w:p>
     <w:p>
       <w:pPr>
-        <w:pStyle w:val="Ttulo2"/>
-        <w:spacing w:line="480" w:lineRule="auto"/>
-        <w:rPr>
-          <w:rFonts w:asciiTheme="majorHAnsi" w:hAnsiTheme="majorHAnsi" w:cstheme="majorHAnsi"/>
-        </w:rPr>
-      </w:pPr>
-      <w:r>
-        <w:rPr>
-          <w:rFonts w:asciiTheme="majorHAnsi" w:hAnsiTheme="majorHAnsi" w:cstheme="majorHAnsi"/>
-        </w:rPr>
-        <w:t>Historia de Usuario 6.3: Validar elegibilidad de donantes</w:t>
-      </w:r>
-    </w:p>
-    <w:p>
-      <w:pPr>
-        <w:spacing w:line="480" w:lineRule="auto"/>
-        <w:rPr>
-          <w:rFonts w:asciiTheme="majorHAnsi" w:hAnsiTheme="majorHAnsi" w:cstheme="majorHAnsi"/>
-        </w:rPr>
-      </w:pPr>
-      <w:r>
-        <w:rPr>
-          <w:rFonts w:asciiTheme="majorHAnsi" w:hAnsiTheme="majorHAnsi" w:cstheme="majorHAnsi"/>
-        </w:rPr>
-        <w:t>Como usuario, quiero validar la elegibilidad de nuevas donantes, para garantizar la seguridad del receptor.</w:t>
-      </w:r>
-    </w:p>
-    <w:p>
-      <w:pPr>
-        <w:spacing w:line="480" w:lineRule="auto"/>
-        <w:rPr>
-          <w:rFonts w:asciiTheme="majorHAnsi" w:hAnsiTheme="majorHAnsi" w:cstheme="majorHAnsi"/>
-          <w:b/>
-        </w:rPr>
-      </w:pPr>
-      <w:r>
-        <w:rPr>
-          <w:rFonts w:asciiTheme="majorHAnsi" w:hAnsiTheme="majorHAnsi" w:cstheme="majorHAnsi"/>
-          <w:b/>
-        </w:rPr>
-        <w:t>Criterios de aceptación:</w:t>
-      </w:r>
-    </w:p>
-    <w:p>
-      <w:pPr>
-        <w:pStyle w:val="Prrafodelista"/>
-        <w:numPr>
-          <w:ilvl w:val="0"/>
-          <w:numId w:val="19"/>
-        </w:numPr>
-        <w:spacing w:before="100" w:beforeAutospacing="1" w:after="100" w:afterAutospacing="1" w:line="480" w:lineRule="auto"/>
-        <w:rPr>
-          <w:rFonts w:asciiTheme="majorHAnsi" w:eastAsia="Times New Roman" w:hAnsiTheme="majorHAnsi" w:cstheme="majorHAnsi"/>
-          <w:sz w:val="24"/>
-          <w:szCs w:val="24"/>
-          <w:lang w:eastAsia="es-PE"/>
-        </w:rPr>
-      </w:pPr>
-      <w:r>
-        <w:rPr>
-          <w:rFonts w:asciiTheme="majorHAnsi" w:eastAsia="Times New Roman" w:hAnsiTheme="majorHAnsi" w:cstheme="majorHAnsi"/>
-          <w:sz w:val="24"/>
-          <w:szCs w:val="24"/>
-          <w:lang w:eastAsia="es-PE"/>
-        </w:rPr>
-        <w:t>El sistema valida resultados de pruebas serológicas, hepatitis, VIH y otros criterios médicos.</w:t>
-      </w:r>
-    </w:p>
-    <w:p>
-      <w:pPr>
-        <w:pStyle w:val="Prrafodelista"/>
-        <w:numPr>
-          <w:ilvl w:val="0"/>
-          <w:numId w:val="19"/>
-        </w:numPr>
-        <w:spacing w:before="100" w:beforeAutospacing="1" w:after="100" w:afterAutospacing="1" w:line="480" w:lineRule="auto"/>
-        <w:rPr>
-          <w:rFonts w:asciiTheme="majorHAnsi" w:eastAsia="Times New Roman" w:hAnsiTheme="majorHAnsi" w:cstheme="majorHAnsi"/>
-          <w:sz w:val="24"/>
-          <w:szCs w:val="24"/>
-          <w:lang w:eastAsia="es-PE"/>
-        </w:rPr>
-      </w:pPr>
-      <w:r>
-        <w:rPr>
-          <w:rFonts w:asciiTheme="majorHAnsi" w:eastAsia="Times New Roman" w:hAnsiTheme="majorHAnsi" w:cstheme="majorHAnsi"/>
-          <w:sz w:val="24"/>
-          <w:szCs w:val="24"/>
-          <w:lang w:eastAsia="es-PE"/>
-        </w:rPr>
-        <w:t>Muestra alertas en caso de donantes no aptas.</w:t>
-      </w:r>
-      <w:r>
-        <w:rPr>
-          <w:rFonts w:asciiTheme="majorHAnsi" w:eastAsia="Times New Roman" w:hAnsiTheme="majorHAnsi" w:cstheme="majorHAnsi"/>
-          <w:sz w:val="24"/>
-          <w:szCs w:val="24"/>
-          <w:lang w:eastAsia="es-PE"/>
-        </w:rPr>
-        <w:br/>
-      </w:r>
-      <w:r>
-        <w:rPr>
-          <w:rFonts w:asciiTheme="majorHAnsi" w:eastAsia="Times New Roman" w:hAnsiTheme="majorHAnsi" w:cstheme="majorHAnsi"/>
-          <w:b/>
-          <w:bCs/>
-          <w:sz w:val="24"/>
-          <w:szCs w:val="24"/>
-          <w:lang w:eastAsia="es-PE"/>
-        </w:rPr>
-        <w:t>Definición de Hecho:</w:t>
-      </w:r>
-    </w:p>
-    <w:p>
-      <w:pPr>
-        <w:pStyle w:val="Prrafodelista"/>
-        <w:numPr>
-          <w:ilvl w:val="0"/>
-          <w:numId w:val="19"/>
-        </w:numPr>
-        <w:spacing w:before="100" w:beforeAutospacing="1" w:after="100" w:afterAutospacing="1" w:line="480" w:lineRule="auto"/>
-        <w:rPr>
-          <w:rFonts w:asciiTheme="majorHAnsi" w:eastAsia="Times New Roman" w:hAnsiTheme="majorHAnsi" w:cstheme="majorHAnsi"/>
-          <w:sz w:val="24"/>
-          <w:szCs w:val="24"/>
-          <w:lang w:eastAsia="es-PE"/>
-        </w:rPr>
-      </w:pPr>
-      <w:r>
-        <w:rPr>
-          <w:rFonts w:asciiTheme="majorHAnsi" w:eastAsia="Times New Roman" w:hAnsiTheme="majorHAnsi" w:cstheme="majorHAnsi"/>
-          <w:sz w:val="24"/>
-          <w:szCs w:val="24"/>
-          <w:lang w:eastAsia="es-PE"/>
-        </w:rPr>
-        <w:t>Interfaz probada con múltiples escenarios.</w:t>
-      </w:r>
-    </w:p>
-    <w:p>
-      <w:pPr>
-        <w:pStyle w:val="Prrafodelista"/>
-        <w:numPr>
-          <w:ilvl w:val="0"/>
-          <w:numId w:val="32"/>
-        </w:numPr>
-        <w:spacing w:before="100" w:beforeAutospacing="1" w:after="100" w:afterAutospacing="1" w:line="480" w:lineRule="auto"/>
-        <w:rPr>
-          <w:rFonts w:asciiTheme="majorHAnsi" w:eastAsia="Times New Roman" w:hAnsiTheme="majorHAnsi" w:cstheme="majorHAnsi"/>
-          <w:sz w:val="24"/>
-          <w:szCs w:val="24"/>
-          <w:lang w:eastAsia="es-PE"/>
-        </w:rPr>
-      </w:pPr>
-      <w:r>
-        <w:rPr>
-          <w:rFonts w:asciiTheme="majorHAnsi" w:eastAsia="Times New Roman" w:hAnsiTheme="majorHAnsi" w:cstheme="majorHAnsi"/>
-          <w:sz w:val="24"/>
-          <w:szCs w:val="24"/>
-          <w:lang w:eastAsia="es-PE"/>
-        </w:rPr>
-        <w:lastRenderedPageBreak/>
-        <w:t>Manual actualizado con requisitos de elegibilidad.</w:t>
-      </w:r>
-    </w:p>
-    <w:p>
-      <w:pPr>
-        <w:pStyle w:val="Ttulo1"/>
+        <w:pStyle w:val="Heading1"/>
         <w:spacing w:line="480" w:lineRule="auto"/>
         <w:rPr>
           <w:rFonts w:asciiTheme="majorHAnsi" w:hAnsiTheme="majorHAnsi" w:cstheme="majorHAnsi"/>
@@ -3452,7 +3058,7 @@
     </w:p>
     <w:p>
       <w:pPr>
-        <w:pStyle w:val="Ttulo2"/>
+        <w:pStyle w:val="Heading2"/>
         <w:spacing w:line="480" w:lineRule="auto"/>
         <w:rPr>
           <w:rFonts w:asciiTheme="majorHAnsi" w:hAnsiTheme="majorHAnsi" w:cstheme="majorHAnsi"/>
@@ -3489,7 +3095,7 @@
       </w:pPr>
       <w:r>
         <w:rPr>
-          <w:rStyle w:val="Textoennegrita"/>
+          <w:rStyle w:val="Strong"/>
           <w:rFonts w:asciiTheme="majorHAnsi" w:hAnsiTheme="majorHAnsi" w:cstheme="majorHAnsi"/>
         </w:rPr>
         <w:t>Criterios de aceptación:</w:t>
@@ -3511,6 +3117,7 @@
         <w:rPr>
           <w:rFonts w:asciiTheme="majorHAnsi" w:hAnsiTheme="majorHAnsi" w:cstheme="majorHAnsi"/>
         </w:rPr>
+        <w:lastRenderedPageBreak/>
         <w:t>Permite registrar fecha, peso, delta de peso, tipo de leche y observaciones.</w:t>
       </w:r>
     </w:p>
@@ -3540,7 +3147,7 @@
       </w:r>
       <w:r>
         <w:rPr>
-          <w:rStyle w:val="Textoennegrita"/>
+          <w:rStyle w:val="Strong"/>
           <w:rFonts w:asciiTheme="majorHAnsi" w:hAnsiTheme="majorHAnsi" w:cstheme="majorHAnsi"/>
         </w:rPr>
         <w:t>Definición de Hecho:</w:t>
@@ -3605,47 +3212,64 @@
     </w:p>
     <w:p>
       <w:pPr>
-        <w:pStyle w:val="Ttulo2"/>
-        <w:spacing w:line="480" w:lineRule="auto"/>
-        <w:rPr>
-          <w:rFonts w:asciiTheme="majorHAnsi" w:hAnsiTheme="majorHAnsi" w:cstheme="majorHAnsi"/>
-        </w:rPr>
-      </w:pPr>
-      <w:r>
-        <w:rPr>
-          <w:rFonts w:asciiTheme="majorHAnsi" w:hAnsiTheme="majorHAnsi" w:cstheme="majorHAnsi"/>
-        </w:rPr>
-        <w:t>Historia de Usuario 7.2: Vincular dispensaciones con visitas</w:t>
-      </w:r>
-    </w:p>
-    <w:p>
-      <w:pPr>
-        <w:spacing w:line="480" w:lineRule="auto"/>
-        <w:rPr>
-          <w:rFonts w:asciiTheme="majorHAnsi" w:hAnsiTheme="majorHAnsi" w:cstheme="majorHAnsi"/>
-        </w:rPr>
-      </w:pPr>
-      <w:r>
-        <w:rPr>
-          <w:rFonts w:asciiTheme="majorHAnsi" w:hAnsiTheme="majorHAnsi" w:cstheme="majorHAnsi"/>
-        </w:rPr>
-        <w:t>Como usuario, quiero vincular las dispensaciones de leche con los pases de visita, para consolidar la información del paciente.</w:t>
-      </w:r>
-    </w:p>
-    <w:p>
-      <w:pPr>
-        <w:pStyle w:val="NormalWeb"/>
-        <w:spacing w:line="480" w:lineRule="auto"/>
-        <w:rPr>
-          <w:rFonts w:asciiTheme="majorHAnsi" w:hAnsiTheme="majorHAnsi" w:cstheme="majorHAnsi"/>
-        </w:rPr>
-      </w:pPr>
-      <w:r>
-        <w:rPr>
-          <w:rStyle w:val="Textoennegrita"/>
-          <w:rFonts w:asciiTheme="majorHAnsi" w:hAnsiTheme="majorHAnsi" w:cstheme="majorHAnsi"/>
-        </w:rPr>
-        <w:lastRenderedPageBreak/>
+        <w:pStyle w:val="Heading2"/>
+        <w:spacing w:line="480" w:lineRule="auto"/>
+        <w:rPr>
+          <w:rFonts w:asciiTheme="majorHAnsi" w:hAnsiTheme="majorHAnsi" w:cstheme="majorHAnsi"/>
+        </w:rPr>
+      </w:pPr>
+      <w:r>
+        <w:rPr>
+          <w:rFonts w:asciiTheme="majorHAnsi" w:hAnsiTheme="majorHAnsi" w:cstheme="majorHAnsi"/>
+        </w:rPr>
+        <w:t xml:space="preserve">Historia de Usuario 7.2: Vincular </w:t>
+      </w:r>
+      <w:r>
+        <w:rPr>
+          <w:rFonts w:asciiTheme="majorHAnsi" w:hAnsiTheme="majorHAnsi" w:cstheme="majorHAnsi"/>
+        </w:rPr>
+        <w:t>la información de los pases de visita en el formulario de dispensación.</w:t>
+      </w:r>
+    </w:p>
+    <w:p>
+      <w:pPr>
+        <w:spacing w:line="480" w:lineRule="auto"/>
+        <w:rPr>
+          <w:rFonts w:asciiTheme="majorHAnsi" w:hAnsiTheme="majorHAnsi" w:cstheme="majorHAnsi"/>
+        </w:rPr>
+      </w:pPr>
+      <w:r>
+        <w:rPr>
+          <w:rFonts w:asciiTheme="majorHAnsi" w:hAnsiTheme="majorHAnsi" w:cstheme="majorHAnsi"/>
+        </w:rPr>
+        <w:t xml:space="preserve">Como usuario, quiero vincular </w:t>
+      </w:r>
+      <w:r>
+        <w:rPr>
+          <w:rFonts w:asciiTheme="majorHAnsi" w:hAnsiTheme="majorHAnsi" w:cstheme="majorHAnsi"/>
+        </w:rPr>
+        <w:t>la información de los pases de visita en el formulario de dispensación</w:t>
+      </w:r>
+      <w:r>
+        <w:rPr>
+          <w:rFonts w:asciiTheme="majorHAnsi" w:hAnsiTheme="majorHAnsi" w:cstheme="majorHAnsi"/>
+        </w:rPr>
+        <w:t>, para consolidar la información del paciente.</w:t>
+      </w:r>
+    </w:p>
+    <w:p>
+      <w:pPr>
+        <w:pStyle w:val="NormalWeb"/>
+        <w:spacing w:line="480" w:lineRule="auto"/>
+        <w:rPr>
+          <w:rFonts w:asciiTheme="majorHAnsi" w:hAnsiTheme="majorHAnsi" w:cstheme="majorHAnsi"/>
+        </w:rPr>
+      </w:pPr>
+      <w:r>
+        <w:rPr>
+          <w:rStyle w:val="Strong"/>
+          <w:rFonts w:asciiTheme="majorHAnsi" w:hAnsiTheme="majorHAnsi" w:cstheme="majorHAnsi"/>
+        </w:rPr>
         <w:t>Criterios de aceptación:</w:t>
       </w:r>
     </w:p>
@@ -3694,7 +3318,7 @@
       </w:r>
       <w:r>
         <w:rPr>
-          <w:rStyle w:val="Textoennegrita"/>
+          <w:rStyle w:val="Strong"/>
           <w:rFonts w:asciiTheme="majorHAnsi" w:hAnsiTheme="majorHAnsi" w:cstheme="majorHAnsi"/>
         </w:rPr>
         <w:t>Definición de Hecho:</w:t>
@@ -3759,160 +3383,7 @@
     </w:p>
     <w:p>
       <w:pPr>
-        <w:pStyle w:val="Ttulo2"/>
-        <w:spacing w:line="480" w:lineRule="auto"/>
-        <w:rPr>
-          <w:rFonts w:asciiTheme="majorHAnsi" w:hAnsiTheme="majorHAnsi" w:cstheme="majorHAnsi"/>
-        </w:rPr>
-      </w:pPr>
-      <w:r>
-        <w:rPr>
-          <w:rFonts w:asciiTheme="majorHAnsi" w:hAnsiTheme="majorHAnsi" w:cstheme="majorHAnsi"/>
-        </w:rPr>
-        <w:t>Historia de Usuario 7.3: Generar cronograma de visitas</w:t>
-      </w:r>
-    </w:p>
-    <w:p>
-      <w:pPr>
-        <w:spacing w:line="480" w:lineRule="auto"/>
-        <w:rPr>
-          <w:rFonts w:asciiTheme="majorHAnsi" w:hAnsiTheme="majorHAnsi" w:cstheme="majorHAnsi"/>
-        </w:rPr>
-      </w:pPr>
-      <w:r>
-        <w:rPr>
-          <w:rFonts w:asciiTheme="majorHAnsi" w:hAnsiTheme="majorHAnsi" w:cstheme="majorHAnsi"/>
-        </w:rPr>
-        <w:t>Como usuario, quiero generar un cronograma automático de visitas, para organizar mejor la atención médica.</w:t>
-      </w:r>
-    </w:p>
-    <w:p>
-      <w:pPr>
-        <w:pStyle w:val="NormalWeb"/>
-        <w:spacing w:line="480" w:lineRule="auto"/>
-        <w:rPr>
-          <w:rFonts w:asciiTheme="majorHAnsi" w:hAnsiTheme="majorHAnsi" w:cstheme="majorHAnsi"/>
-        </w:rPr>
-      </w:pPr>
-      <w:r>
-        <w:rPr>
-          <w:rStyle w:val="Textoennegrita"/>
-          <w:rFonts w:asciiTheme="majorHAnsi" w:hAnsiTheme="majorHAnsi" w:cstheme="majorHAnsi"/>
-        </w:rPr>
-        <w:t>Criterios de aceptación:</w:t>
-      </w:r>
-    </w:p>
-    <w:p>
-      <w:pPr>
-        <w:pStyle w:val="NormalWeb"/>
-        <w:numPr>
-          <w:ilvl w:val="0"/>
-          <w:numId w:val="22"/>
-        </w:numPr>
-        <w:spacing w:line="480" w:lineRule="auto"/>
-        <w:rPr>
-          <w:rFonts w:asciiTheme="majorHAnsi" w:hAnsiTheme="majorHAnsi" w:cstheme="majorHAnsi"/>
-        </w:rPr>
-      </w:pPr>
-      <w:r>
-        <w:rPr>
-          <w:rFonts w:asciiTheme="majorHAnsi" w:hAnsiTheme="majorHAnsi" w:cstheme="majorHAnsi"/>
-        </w:rPr>
-        <w:t>Crea un cronograma automático basado en la programación médica.</w:t>
-      </w:r>
-    </w:p>
-    <w:p>
-      <w:pPr>
-        <w:pStyle w:val="NormalWeb"/>
-        <w:numPr>
-          <w:ilvl w:val="0"/>
-          <w:numId w:val="22"/>
-        </w:numPr>
-        <w:spacing w:line="480" w:lineRule="auto"/>
-        <w:rPr>
-          <w:rFonts w:asciiTheme="majorHAnsi" w:hAnsiTheme="majorHAnsi" w:cstheme="majorHAnsi"/>
-        </w:rPr>
-      </w:pPr>
-      <w:r>
-        <w:rPr>
-          <w:rFonts w:asciiTheme="majorHAnsi" w:hAnsiTheme="majorHAnsi" w:cstheme="majorHAnsi"/>
-        </w:rPr>
-        <w:t>Notifica al personal responsable.</w:t>
-      </w:r>
-      <w:r>
-        <w:rPr>
-          <w:rFonts w:asciiTheme="majorHAnsi" w:hAnsiTheme="majorHAnsi" w:cstheme="majorHAnsi"/>
-        </w:rPr>
-        <w:br/>
-      </w:r>
-      <w:r>
-        <w:rPr>
-          <w:rStyle w:val="Textoennegrita"/>
-          <w:rFonts w:asciiTheme="majorHAnsi" w:hAnsiTheme="majorHAnsi" w:cstheme="majorHAnsi"/>
-        </w:rPr>
-        <w:t>Definición de Hecho:</w:t>
-      </w:r>
-    </w:p>
-    <w:p>
-      <w:pPr>
-        <w:pStyle w:val="NormalWeb"/>
-        <w:numPr>
-          <w:ilvl w:val="0"/>
-          <w:numId w:val="22"/>
-        </w:numPr>
-        <w:spacing w:line="480" w:lineRule="auto"/>
-        <w:rPr>
-          <w:rFonts w:asciiTheme="majorHAnsi" w:hAnsiTheme="majorHAnsi" w:cstheme="majorHAnsi"/>
-        </w:rPr>
-      </w:pPr>
-      <w:r>
-        <w:rPr>
-          <w:rFonts w:asciiTheme="majorHAnsi" w:hAnsiTheme="majorHAnsi" w:cstheme="majorHAnsi"/>
-        </w:rPr>
-        <w:t>Pruebas de cronograma con escenarios de múltiples pacientes.</w:t>
-      </w:r>
-    </w:p>
-    <w:p>
-      <w:pPr>
-        <w:pStyle w:val="NormalWeb"/>
-        <w:numPr>
-          <w:ilvl w:val="0"/>
-          <w:numId w:val="22"/>
-        </w:numPr>
-        <w:spacing w:line="480" w:lineRule="auto"/>
-        <w:rPr>
-          <w:rFonts w:asciiTheme="majorHAnsi" w:hAnsiTheme="majorHAnsi" w:cstheme="majorHAnsi"/>
-        </w:rPr>
-      </w:pPr>
-      <w:r>
-        <w:rPr>
-          <w:rFonts w:asciiTheme="majorHAnsi" w:hAnsiTheme="majorHAnsi" w:cstheme="majorHAnsi"/>
-        </w:rPr>
-        <w:t>Validación cruzada con agendas reales.</w:t>
-      </w:r>
-    </w:p>
-    <w:p>
-      <w:pPr>
-        <w:pStyle w:val="NormalWeb"/>
-        <w:numPr>
-          <w:ilvl w:val="0"/>
-          <w:numId w:val="22"/>
-        </w:numPr>
-        <w:spacing w:line="480" w:lineRule="auto"/>
-        <w:rPr>
-          <w:rFonts w:asciiTheme="majorHAnsi" w:hAnsiTheme="majorHAnsi" w:cstheme="majorHAnsi"/>
-        </w:rPr>
-      </w:pPr>
-      <w:r>
-        <w:rPr>
-          <w:rFonts w:asciiTheme="majorHAnsi" w:hAnsiTheme="majorHAnsi" w:cstheme="majorHAnsi"/>
-        </w:rPr>
-        <w:t>Documentación del módulo incluida.</w:t>
-      </w:r>
-    </w:p>
-    <w:p>
-      <w:pPr>
-        <w:pStyle w:val="Ttulo1"/>
+        <w:pStyle w:val="Heading1"/>
         <w:spacing w:line="480" w:lineRule="auto"/>
         <w:rPr>
           <w:rFonts w:asciiTheme="majorHAnsi" w:hAnsiTheme="majorHAnsi" w:cstheme="majorHAnsi"/>
@@ -3927,7 +3398,7 @@
     </w:p>
     <w:p>
       <w:pPr>
-        <w:pStyle w:val="Ttulo2"/>
+        <w:pStyle w:val="Heading2"/>
         <w:spacing w:line="480" w:lineRule="auto"/>
         <w:rPr>
           <w:rFonts w:asciiTheme="majorHAnsi" w:hAnsiTheme="majorHAnsi" w:cstheme="majorHAnsi"/>
@@ -3965,7 +3436,7 @@
       </w:pPr>
       <w:r>
         <w:rPr>
-          <w:rStyle w:val="Textoennegrita"/>
+          <w:rStyle w:val="Strong"/>
           <w:rFonts w:asciiTheme="majorHAnsi" w:hAnsiTheme="majorHAnsi" w:cstheme="majorHAnsi"/>
         </w:rPr>
         <w:t>Criterios de aceptación:</w:t>
@@ -4016,7 +3487,7 @@
       </w:r>
       <w:r>
         <w:rPr>
-          <w:rStyle w:val="Textoennegrita"/>
+          <w:rStyle w:val="Strong"/>
           <w:rFonts w:asciiTheme="majorHAnsi" w:hAnsiTheme="majorHAnsi" w:cstheme="majorHAnsi"/>
         </w:rPr>
         <w:t>Definición de Hecho:</w:t>
@@ -4081,7 +3552,7 @@
     </w:p>
     <w:p>
       <w:pPr>
-        <w:pStyle w:val="Ttulo2"/>
+        <w:pStyle w:val="Heading2"/>
         <w:spacing w:line="480" w:lineRule="auto"/>
         <w:rPr>
           <w:rFonts w:asciiTheme="majorHAnsi" w:hAnsiTheme="majorHAnsi" w:cstheme="majorHAnsi"/>
@@ -4118,7 +3589,7 @@
       </w:pPr>
       <w:r>
         <w:rPr>
-          <w:rStyle w:val="Textoennegrita"/>
+          <w:rStyle w:val="Strong"/>
           <w:rFonts w:asciiTheme="majorHAnsi" w:hAnsiTheme="majorHAnsi" w:cstheme="majorHAnsi"/>
         </w:rPr>
         <w:t>Criterios de aceptación:</w:t>
@@ -4169,7 +3640,7 @@
       </w:r>
       <w:r>
         <w:rPr>
-          <w:rStyle w:val="Textoennegrita"/>
+          <w:rStyle w:val="Strong"/>
           <w:rFonts w:asciiTheme="majorHAnsi" w:hAnsiTheme="majorHAnsi" w:cstheme="majorHAnsi"/>
         </w:rPr>
         <w:t>Definición de Hecho:</w:t>
@@ -4234,7 +3705,7 @@
     </w:p>
     <w:p>
       <w:pPr>
-        <w:pStyle w:val="Ttulo2"/>
+        <w:pStyle w:val="Heading2"/>
         <w:spacing w:line="480" w:lineRule="auto"/>
         <w:rPr>
           <w:rFonts w:asciiTheme="majorHAnsi" w:hAnsiTheme="majorHAnsi" w:cstheme="majorHAnsi"/>
@@ -4272,7 +3743,7 @@
       </w:pPr>
       <w:r>
         <w:rPr>
-          <w:rStyle w:val="Textoennegrita"/>
+          <w:rStyle w:val="Strong"/>
           <w:rFonts w:asciiTheme="majorHAnsi" w:hAnsiTheme="majorHAnsi" w:cstheme="majorHAnsi"/>
         </w:rPr>
         <w:t>Criterios de aceptación:</w:t>
@@ -4323,7 +3794,7 @@
       </w:r>
       <w:r>
         <w:rPr>
-          <w:rStyle w:val="Textoennegrita"/>
+          <w:rStyle w:val="Strong"/>
           <w:rFonts w:asciiTheme="majorHAnsi" w:hAnsiTheme="majorHAnsi" w:cstheme="majorHAnsi"/>
         </w:rPr>
         <w:t>Definición de Hecho:</w:t>
@@ -4388,7 +3859,7 @@
     </w:p>
     <w:p>
       <w:pPr>
-        <w:pStyle w:val="Ttulo1"/>
+        <w:pStyle w:val="Heading1"/>
         <w:spacing w:line="480" w:lineRule="auto"/>
         <w:rPr>
           <w:rFonts w:asciiTheme="majorHAnsi" w:hAnsiTheme="majorHAnsi" w:cstheme="majorHAnsi"/>
@@ -4403,7 +3874,7 @@
     </w:p>
     <w:p>
       <w:pPr>
-        <w:pStyle w:val="Ttulo2"/>
+        <w:pStyle w:val="Heading2"/>
         <w:spacing w:line="480" w:lineRule="auto"/>
         <w:rPr>
           <w:rFonts w:asciiTheme="majorHAnsi" w:hAnsiTheme="majorHAnsi" w:cstheme="majorHAnsi"/>
@@ -4440,7 +3911,7 @@
       </w:pPr>
       <w:r>
         <w:rPr>
-          <w:rStyle w:val="Textoennegrita"/>
+          <w:rStyle w:val="Strong"/>
           <w:rFonts w:asciiTheme="majorHAnsi" w:hAnsiTheme="majorHAnsi" w:cstheme="majorHAnsi"/>
         </w:rPr>
         <w:t>Criterios de aceptación:</w:t>
@@ -4491,7 +3962,7 @@
       </w:r>
       <w:r>
         <w:rPr>
-          <w:rStyle w:val="Textoennegrita"/>
+          <w:rStyle w:val="Strong"/>
           <w:rFonts w:asciiTheme="majorHAnsi" w:hAnsiTheme="majorHAnsi" w:cstheme="majorHAnsi"/>
         </w:rPr>
         <w:t>Definición de Hecho:</w:t>
@@ -4557,66 +4028,96 @@
     </w:p>
     <w:p>
       <w:pPr>
-        <w:pStyle w:val="Ttulo2"/>
-        <w:spacing w:line="480" w:lineRule="auto"/>
-        <w:rPr>
-          <w:rFonts w:asciiTheme="majorHAnsi" w:hAnsiTheme="majorHAnsi" w:cstheme="majorHAnsi"/>
-        </w:rPr>
-      </w:pPr>
-      <w:r>
-        <w:rPr>
-          <w:rFonts w:asciiTheme="majorHAnsi" w:hAnsiTheme="majorHAnsi" w:cstheme="majorHAnsi"/>
-        </w:rPr>
-        <w:t xml:space="preserve">Historia de Usuario 9.2: Monitoreo del </w:t>
+        <w:pStyle w:val="Heading2"/>
+        <w:spacing w:line="480" w:lineRule="auto"/>
+        <w:rPr>
+          <w:rFonts w:asciiTheme="majorHAnsi" w:hAnsiTheme="majorHAnsi" w:cstheme="majorHAnsi"/>
+        </w:rPr>
+      </w:pPr>
+      <w:r>
+        <w:rPr>
+          <w:rFonts w:asciiTheme="majorHAnsi" w:hAnsiTheme="majorHAnsi" w:cstheme="majorHAnsi"/>
+        </w:rPr>
+        <w:t>Historia de Usuario 9.</w:t>
+      </w:r>
+      <w:r>
+        <w:rPr>
+          <w:rFonts w:asciiTheme="majorHAnsi" w:hAnsiTheme="majorHAnsi" w:cstheme="majorHAnsi"/>
+        </w:rPr>
+        <w:t>2</w:t>
+      </w:r>
+      <w:r>
+        <w:rPr>
+          <w:rFonts w:asciiTheme="majorHAnsi" w:hAnsiTheme="majorHAnsi" w:cstheme="majorHAnsi"/>
+        </w:rPr>
+        <w:t xml:space="preserve">: </w:t>
+      </w:r>
+      <w:r>
+        <w:rPr>
+          <w:rFonts w:asciiTheme="majorHAnsi" w:hAnsiTheme="majorHAnsi" w:cstheme="majorHAnsi"/>
+        </w:rPr>
+        <w:t xml:space="preserve">Ingreso mediante un </w:t>
       </w:r>
       <w:proofErr w:type="spellStart"/>
       <w:r>
         <w:rPr>
           <w:rFonts w:asciiTheme="majorHAnsi" w:hAnsiTheme="majorHAnsi" w:cstheme="majorHAnsi"/>
         </w:rPr>
-        <w:t>uptime</w:t>
+        <w:t>login</w:t>
       </w:r>
       <w:proofErr w:type="spellEnd"/>
-    </w:p>
-    <w:p>
-      <w:pPr>
-        <w:spacing w:line="480" w:lineRule="auto"/>
-        <w:rPr>
-          <w:rFonts w:asciiTheme="majorHAnsi" w:hAnsiTheme="majorHAnsi" w:cstheme="majorHAnsi"/>
-        </w:rPr>
-      </w:pPr>
-      <w:r>
-        <w:rPr>
-          <w:rFonts w:asciiTheme="majorHAnsi" w:hAnsiTheme="majorHAnsi" w:cstheme="majorHAnsi"/>
-        </w:rPr>
-        <w:t xml:space="preserve">Como administrador, quiero monitorear el </w:t>
+      <w:r>
+        <w:rPr>
+          <w:rFonts w:asciiTheme="majorHAnsi" w:hAnsiTheme="majorHAnsi" w:cstheme="majorHAnsi"/>
+        </w:rPr>
+        <w:t xml:space="preserve"> con usuario y contraseña.</w:t>
+      </w:r>
+    </w:p>
+    <w:p>
+      <w:pPr>
+        <w:spacing w:line="480" w:lineRule="auto"/>
+        <w:rPr>
+          <w:rFonts w:asciiTheme="majorHAnsi" w:hAnsiTheme="majorHAnsi" w:cstheme="majorHAnsi"/>
+        </w:rPr>
+      </w:pPr>
+      <w:r>
+        <w:rPr>
+          <w:rFonts w:asciiTheme="majorHAnsi" w:hAnsiTheme="majorHAnsi" w:cstheme="majorHAnsi"/>
+        </w:rPr>
+        <w:t xml:space="preserve">Como usuario, </w:t>
+      </w:r>
+      <w:r>
+        <w:rPr>
+          <w:rFonts w:asciiTheme="majorHAnsi" w:hAnsiTheme="majorHAnsi" w:cstheme="majorHAnsi"/>
+        </w:rPr>
+        <w:t xml:space="preserve">quiero que el sistema tenga un ingreso mediante un </w:t>
       </w:r>
       <w:proofErr w:type="spellStart"/>
       <w:r>
         <w:rPr>
           <w:rFonts w:asciiTheme="majorHAnsi" w:hAnsiTheme="majorHAnsi" w:cstheme="majorHAnsi"/>
         </w:rPr>
-        <w:t>uptime</w:t>
+        <w:t>login</w:t>
       </w:r>
       <w:proofErr w:type="spellEnd"/>
       <w:r>
         <w:rPr>
           <w:rFonts w:asciiTheme="majorHAnsi" w:hAnsiTheme="majorHAnsi" w:cstheme="majorHAnsi"/>
         </w:rPr>
-        <w:t xml:space="preserve"> del sistema, para prevenir interrupciones.</w:t>
-      </w:r>
-    </w:p>
-    <w:p>
-      <w:pPr>
-        <w:pStyle w:val="NormalWeb"/>
-        <w:spacing w:line="480" w:lineRule="auto"/>
-        <w:rPr>
-          <w:rFonts w:asciiTheme="majorHAnsi" w:hAnsiTheme="majorHAnsi" w:cstheme="majorHAnsi"/>
-        </w:rPr>
-      </w:pPr>
-      <w:r>
-        <w:rPr>
-          <w:rStyle w:val="Textoennegrita"/>
+        <w:t xml:space="preserve"> con usuario y contraseña, para el resguardo de la información.</w:t>
+      </w:r>
+    </w:p>
+    <w:p>
+      <w:pPr>
+        <w:pStyle w:val="NormalWeb"/>
+        <w:spacing w:line="480" w:lineRule="auto"/>
+        <w:rPr>
+          <w:rFonts w:asciiTheme="majorHAnsi" w:hAnsiTheme="majorHAnsi" w:cstheme="majorHAnsi"/>
+        </w:rPr>
+      </w:pPr>
+      <w:r>
+        <w:rPr>
+          <w:rStyle w:val="Strong"/>
           <w:rFonts w:asciiTheme="majorHAnsi" w:hAnsiTheme="majorHAnsi" w:cstheme="majorHAnsi"/>
         </w:rPr>
         <w:t>Criterios de aceptación:</w:t>
@@ -4627,7 +4128,7 @@
         <w:pStyle w:val="NormalWeb"/>
         <w:numPr>
           <w:ilvl w:val="0"/>
-          <w:numId w:val="27"/>
+          <w:numId w:val="26"/>
         </w:numPr>
         <w:spacing w:line="480" w:lineRule="auto"/>
         <w:rPr>
@@ -4638,7 +4139,33 @@
         <w:rPr>
           <w:rFonts w:asciiTheme="majorHAnsi" w:hAnsiTheme="majorHAnsi" w:cstheme="majorHAnsi"/>
         </w:rPr>
-        <w:t>Permite consultar el estado del sistema en tiempo real.</w:t>
+        <w:t xml:space="preserve">El sistema </w:t>
+      </w:r>
+      <w:r>
+        <w:rPr>
+          <w:rFonts w:asciiTheme="majorHAnsi" w:hAnsiTheme="majorHAnsi" w:cstheme="majorHAnsi"/>
+        </w:rPr>
+        <w:t xml:space="preserve">deberá mostrar al inicio el </w:t>
+      </w:r>
+      <w:proofErr w:type="spellStart"/>
+      <w:r>
+        <w:rPr>
+          <w:rFonts w:asciiTheme="majorHAnsi" w:hAnsiTheme="majorHAnsi" w:cstheme="majorHAnsi"/>
+        </w:rPr>
+        <w:t>login</w:t>
+      </w:r>
+      <w:proofErr w:type="spellEnd"/>
+      <w:r>
+        <w:rPr>
+          <w:rFonts w:asciiTheme="majorHAnsi" w:hAnsiTheme="majorHAnsi" w:cstheme="majorHAnsi"/>
+        </w:rPr>
+        <w:t xml:space="preserve"> para el acceso autorizado</w:t>
+      </w:r>
+      <w:r>
+        <w:rPr>
+          <w:rFonts w:asciiTheme="majorHAnsi" w:hAnsiTheme="majorHAnsi" w:cstheme="majorHAnsi"/>
+        </w:rPr>
+        <w:t>.</w:t>
       </w:r>
     </w:p>
     <w:p>
@@ -4646,7 +4173,7 @@
         <w:pStyle w:val="NormalWeb"/>
         <w:numPr>
           <w:ilvl w:val="0"/>
-          <w:numId w:val="27"/>
+          <w:numId w:val="26"/>
         </w:numPr>
         <w:spacing w:line="480" w:lineRule="auto"/>
         <w:rPr>
@@ -4657,20 +4184,19 @@
         <w:rPr>
           <w:rFonts w:asciiTheme="majorHAnsi" w:hAnsiTheme="majorHAnsi" w:cstheme="majorHAnsi"/>
         </w:rPr>
-        <w:t>Notificaciones automáticas ante caídas.</w:t>
-      </w:r>
-      <w:r>
-        <w:rPr>
-          <w:rFonts w:asciiTheme="majorHAnsi" w:hAnsiTheme="majorHAnsi" w:cstheme="majorHAnsi"/>
-        </w:rPr>
-        <w:br/>
-      </w:r>
-      <w:r>
-        <w:rPr>
-          <w:rStyle w:val="Textoennegrita"/>
-          <w:rFonts w:asciiTheme="majorHAnsi" w:hAnsiTheme="majorHAnsi" w:cstheme="majorHAnsi"/>
-        </w:rPr>
-        <w:t>Definición de Hecho:</w:t>
+        <w:t>Se muestra alerta en caso de interrupciones</w:t>
+      </w:r>
+      <w:r>
+        <w:rPr>
+          <w:rFonts w:asciiTheme="majorHAnsi" w:hAnsiTheme="majorHAnsi" w:cstheme="majorHAnsi"/>
+        </w:rPr>
+        <w:t xml:space="preserve"> o de personal no autorizado</w:t>
+      </w:r>
+      <w:r>
+        <w:rPr>
+          <w:rFonts w:asciiTheme="majorHAnsi" w:hAnsiTheme="majorHAnsi" w:cstheme="majorHAnsi"/>
+        </w:rPr>
+        <w:t>.</w:t>
       </w:r>
     </w:p>
     <w:p>
@@ -4678,7 +4204,7 @@
         <w:pStyle w:val="NormalWeb"/>
         <w:numPr>
           <w:ilvl w:val="0"/>
-          <w:numId w:val="27"/>
+          <w:numId w:val="26"/>
         </w:numPr>
         <w:spacing w:line="480" w:lineRule="auto"/>
         <w:rPr>
@@ -4689,7 +4215,20 @@
         <w:rPr>
           <w:rFonts w:asciiTheme="majorHAnsi" w:hAnsiTheme="majorHAnsi" w:cstheme="majorHAnsi"/>
         </w:rPr>
-        <w:t>Validación con herramientas de monitoreo completada.</w:t>
+        <w:t>El acceso solo asignara el medico encargado de la administración de usuarios.</w:t>
+      </w:r>
+      <w:r>
+        <w:rPr>
+          <w:rFonts w:asciiTheme="majorHAnsi" w:hAnsiTheme="majorHAnsi" w:cstheme="majorHAnsi"/>
+        </w:rPr>
+        <w:br/>
+      </w:r>
+      <w:r>
+        <w:rPr>
+          <w:rStyle w:val="Strong"/>
+          <w:rFonts w:asciiTheme="majorHAnsi" w:hAnsiTheme="majorHAnsi" w:cstheme="majorHAnsi"/>
+        </w:rPr>
+        <w:t>Definición de Hecho:</w:t>
       </w:r>
     </w:p>
     <w:p>
@@ -4697,7 +4236,7 @@
         <w:pStyle w:val="NormalWeb"/>
         <w:numPr>
           <w:ilvl w:val="0"/>
-          <w:numId w:val="27"/>
+          <w:numId w:val="26"/>
         </w:numPr>
         <w:spacing w:line="480" w:lineRule="auto"/>
         <w:rPr>
@@ -4708,7 +4247,7 @@
         <w:rPr>
           <w:rFonts w:asciiTheme="majorHAnsi" w:hAnsiTheme="majorHAnsi" w:cstheme="majorHAnsi"/>
         </w:rPr>
-        <w:t>Logs confirmados para seguimiento continuo.</w:t>
+        <w:t>Pruebas de disponibilidad realizadas en entornos reales.</w:t>
       </w:r>
     </w:p>
     <w:p>
@@ -4716,7 +4255,7 @@
         <w:pStyle w:val="NormalWeb"/>
         <w:numPr>
           <w:ilvl w:val="0"/>
-          <w:numId w:val="27"/>
+          <w:numId w:val="26"/>
         </w:numPr>
         <w:spacing w:line="480" w:lineRule="auto"/>
         <w:rPr>
@@ -4727,52 +4266,7 @@
         <w:rPr>
           <w:rFonts w:asciiTheme="majorHAnsi" w:hAnsiTheme="majorHAnsi" w:cstheme="majorHAnsi"/>
         </w:rPr>
-        <w:t>Manual actualizado con protocolos de revisión.</w:t>
-      </w:r>
-    </w:p>
-    <w:p>
-      <w:pPr>
-        <w:pStyle w:val="Ttulo2"/>
-        <w:spacing w:line="480" w:lineRule="auto"/>
-        <w:rPr>
-          <w:rFonts w:asciiTheme="majorHAnsi" w:hAnsiTheme="majorHAnsi" w:cstheme="majorHAnsi"/>
-        </w:rPr>
-      </w:pPr>
-      <w:r>
-        <w:rPr>
-          <w:rFonts w:asciiTheme="majorHAnsi" w:hAnsiTheme="majorHAnsi" w:cstheme="majorHAnsi"/>
-        </w:rPr>
-        <w:t>Historia de Usuario 9.3: Notificaciones de mantenimiento</w:t>
-      </w:r>
-    </w:p>
-    <w:p>
-      <w:pPr>
-        <w:spacing w:line="480" w:lineRule="auto"/>
-        <w:rPr>
-          <w:rFonts w:asciiTheme="majorHAnsi" w:hAnsiTheme="majorHAnsi" w:cstheme="majorHAnsi"/>
-        </w:rPr>
-      </w:pPr>
-      <w:r>
-        <w:rPr>
-          <w:rFonts w:asciiTheme="majorHAnsi" w:hAnsiTheme="majorHAnsi" w:cstheme="majorHAnsi"/>
-        </w:rPr>
-        <w:t>Como usuario, quiero recibir notificaciones de mantenimiento programado, para planificar mi trabajo.</w:t>
-      </w:r>
-    </w:p>
-    <w:p>
-      <w:pPr>
-        <w:pStyle w:val="NormalWeb"/>
-        <w:spacing w:line="480" w:lineRule="auto"/>
-        <w:rPr>
-          <w:rFonts w:asciiTheme="majorHAnsi" w:hAnsiTheme="majorHAnsi" w:cstheme="majorHAnsi"/>
-        </w:rPr>
-      </w:pPr>
-      <w:r>
-        <w:rPr>
-          <w:rStyle w:val="Textoennegrita"/>
-          <w:rFonts w:asciiTheme="majorHAnsi" w:hAnsiTheme="majorHAnsi" w:cstheme="majorHAnsi"/>
-        </w:rPr>
-        <w:t>Criterios de aceptación:</w:t>
+        <w:t>Monitoreo activo de servidores confirmado.</w:t>
       </w:r>
     </w:p>
     <w:p>
@@ -4780,7 +4274,7 @@
         <w:pStyle w:val="NormalWeb"/>
         <w:numPr>
           <w:ilvl w:val="0"/>
-          <w:numId w:val="28"/>
+          <w:numId w:val="26"/>
         </w:numPr>
         <w:spacing w:line="480" w:lineRule="auto"/>
         <w:rPr>
@@ -4791,48 +4285,50 @@
         <w:rPr>
           <w:rFonts w:asciiTheme="majorHAnsi" w:hAnsiTheme="majorHAnsi" w:cstheme="majorHAnsi"/>
         </w:rPr>
-        <w:t>Envía notificaciones previas al personal sobre mantenimientos programados.</w:t>
-      </w:r>
-    </w:p>
-    <w:p>
-      <w:pPr>
-        <w:pStyle w:val="NormalWeb"/>
-        <w:numPr>
-          <w:ilvl w:val="0"/>
-          <w:numId w:val="28"/>
-        </w:numPr>
-        <w:spacing w:line="480" w:lineRule="auto"/>
-        <w:rPr>
-          <w:rFonts w:asciiTheme="majorHAnsi" w:hAnsiTheme="majorHAnsi" w:cstheme="majorHAnsi"/>
-        </w:rPr>
-      </w:pPr>
-      <w:r>
-        <w:rPr>
-          <w:rFonts w:asciiTheme="majorHAnsi" w:hAnsiTheme="majorHAnsi" w:cstheme="majorHAnsi"/>
-        </w:rPr>
-        <w:t>Permite configurar fechas y horarios de avisos.</w:t>
-      </w:r>
-      <w:r>
-        <w:rPr>
-          <w:rFonts w:asciiTheme="majorHAnsi" w:hAnsiTheme="majorHAnsi" w:cstheme="majorHAnsi"/>
-        </w:rPr>
-        <w:br/>
-      </w:r>
-      <w:r>
-        <w:rPr>
-          <w:rStyle w:val="Textoennegrita"/>
-          <w:rFonts w:asciiTheme="majorHAnsi" w:hAnsiTheme="majorHAnsi" w:cstheme="majorHAnsi"/>
-        </w:rPr>
-        <w:t>Definición de Hecho:</w:t>
-      </w:r>
-    </w:p>
-    <w:p>
-      <w:pPr>
-        <w:pStyle w:val="NormalWeb"/>
-        <w:numPr>
-          <w:ilvl w:val="0"/>
-          <w:numId w:val="28"/>
-        </w:numPr>
+        <w:t>Documentación de plan de contingencia incluida.</w:t>
+      </w:r>
+    </w:p>
+    <w:p>
+      <w:pPr>
+        <w:pStyle w:val="NormalWeb"/>
+        <w:spacing w:line="480" w:lineRule="auto"/>
+        <w:rPr>
+          <w:rFonts w:asciiTheme="majorHAnsi" w:hAnsiTheme="majorHAnsi" w:cstheme="majorHAnsi"/>
+        </w:rPr>
+      </w:pPr>
+    </w:p>
+    <w:p>
+      <w:pPr>
+        <w:pStyle w:val="Heading1"/>
+        <w:spacing w:line="480" w:lineRule="auto"/>
+        <w:rPr>
+          <w:rFonts w:asciiTheme="majorHAnsi" w:hAnsiTheme="majorHAnsi" w:cstheme="majorHAnsi"/>
+        </w:rPr>
+      </w:pPr>
+      <w:r>
+        <w:rPr>
+          <w:rFonts w:asciiTheme="majorHAnsi" w:hAnsiTheme="majorHAnsi" w:cstheme="majorHAnsi"/>
+        </w:rPr>
+        <w:t>Épica 10: Escalabilidad del sistema</w:t>
+      </w:r>
+    </w:p>
+    <w:p>
+      <w:pPr>
+        <w:pStyle w:val="Heading2"/>
+        <w:spacing w:line="480" w:lineRule="auto"/>
+        <w:rPr>
+          <w:rFonts w:asciiTheme="majorHAnsi" w:hAnsiTheme="majorHAnsi" w:cstheme="majorHAnsi"/>
+        </w:rPr>
+      </w:pPr>
+      <w:r>
+        <w:rPr>
+          <w:rFonts w:asciiTheme="majorHAnsi" w:hAnsiTheme="majorHAnsi" w:cstheme="majorHAnsi"/>
+        </w:rPr>
+        <w:t>Historia de Usuario 10.1: Soportar múltiples usuarios</w:t>
+      </w:r>
+    </w:p>
+    <w:p>
+      <w:pPr>
         <w:spacing w:line="480" w:lineRule="auto"/>
         <w:rPr>
           <w:rFonts w:asciiTheme="majorHAnsi" w:hAnsiTheme="majorHAnsi" w:cstheme="majorHAnsi"/>
@@ -4843,88 +4339,6 @@
           <w:rFonts w:asciiTheme="majorHAnsi" w:hAnsiTheme="majorHAnsi" w:cstheme="majorHAnsi"/>
         </w:rPr>
         <w:lastRenderedPageBreak/>
-        <w:t>Pruebas funcionales con múltiples escenarios.</w:t>
-      </w:r>
-    </w:p>
-    <w:p>
-      <w:pPr>
-        <w:pStyle w:val="NormalWeb"/>
-        <w:numPr>
-          <w:ilvl w:val="0"/>
-          <w:numId w:val="28"/>
-        </w:numPr>
-        <w:spacing w:line="480" w:lineRule="auto"/>
-        <w:rPr>
-          <w:rFonts w:asciiTheme="majorHAnsi" w:hAnsiTheme="majorHAnsi" w:cstheme="majorHAnsi"/>
-        </w:rPr>
-      </w:pPr>
-      <w:r>
-        <w:rPr>
-          <w:rFonts w:asciiTheme="majorHAnsi" w:hAnsiTheme="majorHAnsi" w:cstheme="majorHAnsi"/>
-        </w:rPr>
-        <w:t>Validación de correos y alertas internas.</w:t>
-      </w:r>
-    </w:p>
-    <w:p>
-      <w:pPr>
-        <w:pStyle w:val="NormalWeb"/>
-        <w:numPr>
-          <w:ilvl w:val="0"/>
-          <w:numId w:val="28"/>
-        </w:numPr>
-        <w:spacing w:line="480" w:lineRule="auto"/>
-        <w:rPr>
-          <w:rFonts w:asciiTheme="majorHAnsi" w:hAnsiTheme="majorHAnsi" w:cstheme="majorHAnsi"/>
-        </w:rPr>
-      </w:pPr>
-      <w:r>
-        <w:rPr>
-          <w:rFonts w:asciiTheme="majorHAnsi" w:hAnsiTheme="majorHAnsi" w:cstheme="majorHAnsi"/>
-        </w:rPr>
-        <w:t>Documentación del proceso incluida.</w:t>
-      </w:r>
-    </w:p>
-    <w:p>
-      <w:pPr>
-        <w:pStyle w:val="Ttulo1"/>
-        <w:spacing w:line="480" w:lineRule="auto"/>
-        <w:rPr>
-          <w:rFonts w:asciiTheme="majorHAnsi" w:hAnsiTheme="majorHAnsi" w:cstheme="majorHAnsi"/>
-        </w:rPr>
-      </w:pPr>
-      <w:r>
-        <w:rPr>
-          <w:rFonts w:asciiTheme="majorHAnsi" w:hAnsiTheme="majorHAnsi" w:cstheme="majorHAnsi"/>
-        </w:rPr>
-        <w:t>Épica 10: Escalabilidad del sistema</w:t>
-      </w:r>
-    </w:p>
-    <w:p>
-      <w:pPr>
-        <w:pStyle w:val="Ttulo2"/>
-        <w:spacing w:line="480" w:lineRule="auto"/>
-        <w:rPr>
-          <w:rFonts w:asciiTheme="majorHAnsi" w:hAnsiTheme="majorHAnsi" w:cstheme="majorHAnsi"/>
-        </w:rPr>
-      </w:pPr>
-      <w:r>
-        <w:rPr>
-          <w:rFonts w:asciiTheme="majorHAnsi" w:hAnsiTheme="majorHAnsi" w:cstheme="majorHAnsi"/>
-        </w:rPr>
-        <w:t>Historia de Usuario 10.1: Soportar múltiples usuarios</w:t>
-      </w:r>
-    </w:p>
-    <w:p>
-      <w:pPr>
-        <w:spacing w:line="480" w:lineRule="auto"/>
-        <w:rPr>
-          <w:rFonts w:asciiTheme="majorHAnsi" w:hAnsiTheme="majorHAnsi" w:cstheme="majorHAnsi"/>
-        </w:rPr>
-      </w:pPr>
-      <w:r>
-        <w:rPr>
-          <w:rFonts w:asciiTheme="majorHAnsi" w:hAnsiTheme="majorHAnsi" w:cstheme="majorHAnsi"/>
-        </w:rPr>
         <w:t>Como administrador, quiero que el sistema soporte múltiples usuarios concurrentes, para garantizar un rendimiento estable.</w:t>
       </w:r>
     </w:p>
@@ -4938,7 +4352,7 @@
       </w:pPr>
       <w:r>
         <w:rPr>
-          <w:rStyle w:val="Textoennegrita"/>
+          <w:rStyle w:val="Strong"/>
           <w:rFonts w:asciiTheme="majorHAnsi" w:hAnsiTheme="majorHAnsi" w:cstheme="majorHAnsi"/>
         </w:rPr>
         <w:t>Criterios de aceptación:</w:t>
@@ -4989,7 +4403,7 @@
       </w:r>
       <w:r>
         <w:rPr>
-          <w:rStyle w:val="Textoennegrita"/>
+          <w:rStyle w:val="Strong"/>
           <w:rFonts w:asciiTheme="majorHAnsi" w:hAnsiTheme="majorHAnsi" w:cstheme="majorHAnsi"/>
         </w:rPr>
         <w:t>Definición de Hecho:</w:t>
@@ -5054,7 +4468,7 @@
     </w:p>
     <w:p>
       <w:pPr>
-        <w:pStyle w:val="Ttulo2"/>
+        <w:pStyle w:val="Heading2"/>
         <w:spacing w:line="480" w:lineRule="auto"/>
         <w:rPr>
           <w:rFonts w:asciiTheme="majorHAnsi" w:hAnsiTheme="majorHAnsi" w:cstheme="majorHAnsi"/>
@@ -5091,7 +4505,7 @@
       </w:pPr>
       <w:r>
         <w:rPr>
-          <w:rStyle w:val="Textoennegrita"/>
+          <w:rStyle w:val="Strong"/>
           <w:rFonts w:asciiTheme="majorHAnsi" w:hAnsiTheme="majorHAnsi" w:cstheme="majorHAnsi"/>
         </w:rPr>
         <w:t>Criterios de aceptación:</w:t>
@@ -5113,7 +4527,6 @@
         <w:rPr>
           <w:rFonts w:asciiTheme="majorHAnsi" w:hAnsiTheme="majorHAnsi" w:cstheme="majorHAnsi"/>
         </w:rPr>
-        <w:lastRenderedPageBreak/>
         <w:t>Soporta crecimiento de registros sin degradar el rendimiento.</w:t>
       </w:r>
     </w:p>
@@ -5143,7 +4556,7 @@
       </w:r>
       <w:r>
         <w:rPr>
-          <w:rStyle w:val="Textoennegrita"/>
+          <w:rStyle w:val="Strong"/>
           <w:rFonts w:asciiTheme="majorHAnsi" w:hAnsiTheme="majorHAnsi" w:cstheme="majorHAnsi"/>
         </w:rPr>
         <w:t>Definición de Hecho:</w:t>
@@ -5222,7 +4635,7 @@
     </w:p>
     <w:p>
       <w:pPr>
-        <w:pStyle w:val="Ttulo2"/>
+        <w:pStyle w:val="Heading2"/>
         <w:spacing w:line="480" w:lineRule="auto"/>
         <w:rPr>
           <w:rFonts w:asciiTheme="majorHAnsi" w:hAnsiTheme="majorHAnsi" w:cstheme="majorHAnsi"/>
@@ -5246,6 +4659,7 @@
         <w:rPr>
           <w:rFonts w:asciiTheme="majorHAnsi" w:hAnsiTheme="majorHAnsi" w:cstheme="majorHAnsi"/>
         </w:rPr>
+        <w:lastRenderedPageBreak/>
         <w:t>Como usuario, quiero que el sistema mantenga un rendimiento estable, incluso con el crecimiento de datos.</w:t>
       </w:r>
     </w:p>
@@ -5259,7 +4673,7 @@
       </w:pPr>
       <w:r>
         <w:rPr>
-          <w:rStyle w:val="Textoennegrita"/>
+          <w:rStyle w:val="Strong"/>
           <w:rFonts w:asciiTheme="majorHAnsi" w:hAnsiTheme="majorHAnsi" w:cstheme="majorHAnsi"/>
         </w:rPr>
         <w:t>Criterios de aceptación:</w:t>
@@ -5310,7 +4724,7 @@
       </w:r>
       <w:r>
         <w:rPr>
-          <w:rStyle w:val="Textoennegrita"/>
+          <w:rStyle w:val="Strong"/>
           <w:rFonts w:asciiTheme="majorHAnsi" w:hAnsiTheme="majorHAnsi" w:cstheme="majorHAnsi"/>
         </w:rPr>
         <w:t>Definición de Hecho:</w:t>
@@ -5375,7 +4789,7 @@
     </w:p>
     <w:p>
       <w:pPr>
-        <w:pStyle w:val="Ttulo1"/>
+        <w:pStyle w:val="Heading1"/>
         <w:spacing w:line="480" w:lineRule="auto"/>
         <w:rPr>
           <w:rFonts w:asciiTheme="majorHAnsi" w:hAnsiTheme="majorHAnsi" w:cstheme="majorHAnsi"/>
@@ -5608,7 +5022,6 @@
                 <w:rFonts w:asciiTheme="majorHAnsi" w:eastAsia="Times New Roman" w:hAnsiTheme="majorHAnsi" w:cstheme="majorHAnsi"/>
                 <w:lang w:eastAsia="es-PE"/>
               </w:rPr>
-              <w:lastRenderedPageBreak/>
               <w:t>Gestión de inventario de frascos de leche</w:t>
             </w:r>
           </w:p>
@@ -7281,7 +6694,6 @@
                 <w:rFonts w:asciiTheme="majorHAnsi" w:eastAsia="Times New Roman" w:hAnsiTheme="majorHAnsi" w:cstheme="majorHAnsi"/>
                 <w:lang w:eastAsia="es-PE"/>
               </w:rPr>
-              <w:lastRenderedPageBreak/>
               <w:t>Búsqueda y consulta de información de pacientes</w:t>
             </w:r>
           </w:p>
@@ -8954,7 +8366,6 @@
                 <w:rFonts w:asciiTheme="majorHAnsi" w:eastAsia="Times New Roman" w:hAnsiTheme="majorHAnsi" w:cstheme="majorHAnsi"/>
                 <w:lang w:eastAsia="es-PE"/>
               </w:rPr>
-              <w:lastRenderedPageBreak/>
               <w:t>Disponibilidad del sistema 24/7</w:t>
             </w:r>
           </w:p>
@@ -9849,7 +9260,7 @@
     <w:lvl w:ilvl="0">
       <w:start w:val="1"/>
       <w:numFmt w:val="bullet"/>
-      <w:pStyle w:val="Listaconvietas"/>
+      <w:pStyle w:val="ListBullet"/>
       <w:lvlText w:val=""/>
       <w:lvlJc w:val="left"/>
       <w:pPr>
@@ -14945,10 +14356,10 @@
     <w:name w:val="Normal"/>
     <w:qFormat/>
   </w:style>
-  <w:style w:type="paragraph" w:styleId="Ttulo1">
+  <w:style w:type="paragraph" w:styleId="Heading1">
     <w:name w:val="heading 1"/>
     <w:basedOn w:val="Normal"/>
-    <w:link w:val="Ttulo1Car"/>
+    <w:link w:val="Heading1Char"/>
     <w:uiPriority w:val="9"/>
     <w:qFormat/>
     <w:rsid w:val="0000249B"/>
@@ -14966,10 +14377,10 @@
       <w:lang w:eastAsia="es-PE"/>
     </w:rPr>
   </w:style>
-  <w:style w:type="paragraph" w:styleId="Ttulo2">
+  <w:style w:type="paragraph" w:styleId="Heading2">
     <w:name w:val="heading 2"/>
     <w:basedOn w:val="Normal"/>
-    <w:link w:val="Ttulo2Car"/>
+    <w:link w:val="Heading2Char"/>
     <w:uiPriority w:val="9"/>
     <w:qFormat/>
     <w:rsid w:val="0000249B"/>
@@ -14986,11 +14397,11 @@
       <w:lang w:eastAsia="es-PE"/>
     </w:rPr>
   </w:style>
-  <w:style w:type="paragraph" w:styleId="Ttulo3">
+  <w:style w:type="paragraph" w:styleId="Heading3">
     <w:name w:val="heading 3"/>
     <w:basedOn w:val="Normal"/>
     <w:next w:val="Normal"/>
-    <w:link w:val="Ttulo3Car"/>
+    <w:link w:val="Heading3Char"/>
     <w:uiPriority w:val="9"/>
     <w:unhideWhenUsed/>
     <w:qFormat/>
@@ -15008,11 +14419,11 @@
       <w:szCs w:val="24"/>
     </w:rPr>
   </w:style>
-  <w:style w:type="paragraph" w:styleId="Ttulo4">
+  <w:style w:type="paragraph" w:styleId="Heading4">
     <w:name w:val="heading 4"/>
     <w:basedOn w:val="Normal"/>
     <w:next w:val="Normal"/>
-    <w:link w:val="Ttulo4Car"/>
+    <w:link w:val="Heading4Char"/>
     <w:uiPriority w:val="9"/>
     <w:semiHidden/>
     <w:unhideWhenUsed/>
@@ -15031,13 +14442,13 @@
       <w:color w:val="2F5496" w:themeColor="accent1" w:themeShade="BF"/>
     </w:rPr>
   </w:style>
-  <w:style w:type="character" w:default="1" w:styleId="Fuentedeprrafopredeter">
+  <w:style w:type="character" w:default="1" w:styleId="DefaultParagraphFont">
     <w:name w:val="Default Paragraph Font"/>
     <w:uiPriority w:val="1"/>
     <w:semiHidden/>
     <w:unhideWhenUsed/>
   </w:style>
-  <w:style w:type="table" w:default="1" w:styleId="Tablanormal">
+  <w:style w:type="table" w:default="1" w:styleId="TableNormal">
     <w:name w:val="Normal Table"/>
     <w:uiPriority w:val="99"/>
     <w:semiHidden/>
@@ -15052,16 +14463,16 @@
       </w:tblCellMar>
     </w:tblPr>
   </w:style>
-  <w:style w:type="numbering" w:default="1" w:styleId="Sinlista">
+  <w:style w:type="numbering" w:default="1" w:styleId="NoList">
     <w:name w:val="No List"/>
     <w:uiPriority w:val="99"/>
     <w:semiHidden/>
     <w:unhideWhenUsed/>
   </w:style>
-  <w:style w:type="character" w:customStyle="1" w:styleId="Ttulo1Car">
-    <w:name w:val="Título 1 Car"/>
-    <w:basedOn w:val="Fuentedeprrafopredeter"/>
-    <w:link w:val="Ttulo1"/>
+  <w:style w:type="character" w:customStyle="1" w:styleId="Heading1Char">
+    <w:name w:val="Heading 1 Char"/>
+    <w:basedOn w:val="DefaultParagraphFont"/>
+    <w:link w:val="Heading1"/>
     <w:uiPriority w:val="9"/>
     <w:rsid w:val="0000249B"/>
     <w:rPr>
@@ -15074,10 +14485,10 @@
       <w:lang w:eastAsia="es-PE"/>
     </w:rPr>
   </w:style>
-  <w:style w:type="character" w:customStyle="1" w:styleId="Ttulo2Car">
-    <w:name w:val="Título 2 Car"/>
-    <w:basedOn w:val="Fuentedeprrafopredeter"/>
-    <w:link w:val="Ttulo2"/>
+  <w:style w:type="character" w:customStyle="1" w:styleId="Heading2Char">
+    <w:name w:val="Heading 2 Char"/>
+    <w:basedOn w:val="DefaultParagraphFont"/>
+    <w:link w:val="Heading2"/>
     <w:uiPriority w:val="9"/>
     <w:rsid w:val="0000249B"/>
     <w:rPr>
@@ -15089,9 +14500,9 @@
       <w:lang w:eastAsia="es-PE"/>
     </w:rPr>
   </w:style>
-  <w:style w:type="character" w:styleId="Textoennegrita">
+  <w:style w:type="character" w:styleId="Strong">
     <w:name w:val="Strong"/>
-    <w:basedOn w:val="Fuentedeprrafopredeter"/>
+    <w:basedOn w:val="DefaultParagraphFont"/>
     <w:uiPriority w:val="22"/>
     <w:qFormat/>
     <w:rsid w:val="0000249B"/>
@@ -15116,9 +14527,9 @@
       <w:lang w:eastAsia="es-PE"/>
     </w:rPr>
   </w:style>
-  <w:style w:type="character" w:styleId="nfasis">
+  <w:style w:type="character" w:styleId="Emphasis">
     <w:name w:val="Emphasis"/>
-    <w:basedOn w:val="Fuentedeprrafopredeter"/>
+    <w:basedOn w:val="DefaultParagraphFont"/>
     <w:uiPriority w:val="20"/>
     <w:qFormat/>
     <w:rsid w:val="0000249B"/>
@@ -15127,11 +14538,11 @@
       <w:iCs/>
     </w:rPr>
   </w:style>
-  <w:style w:type="paragraph" w:styleId="Ttulo">
+  <w:style w:type="paragraph" w:styleId="Title">
     <w:name w:val="Title"/>
     <w:basedOn w:val="Normal"/>
     <w:next w:val="Normal"/>
-    <w:link w:val="TtuloCar"/>
+    <w:link w:val="TitleChar"/>
     <w:uiPriority w:val="10"/>
     <w:qFormat/>
     <w:rsid w:val="0000249B"/>
@@ -15149,10 +14560,10 @@
       <w:lang w:eastAsia="es-PE"/>
     </w:rPr>
   </w:style>
-  <w:style w:type="character" w:customStyle="1" w:styleId="TtuloCar">
-    <w:name w:val="Título Car"/>
-    <w:basedOn w:val="Fuentedeprrafopredeter"/>
-    <w:link w:val="Ttulo"/>
+  <w:style w:type="character" w:customStyle="1" w:styleId="TitleChar">
+    <w:name w:val="Title Char"/>
+    <w:basedOn w:val="DefaultParagraphFont"/>
+    <w:link w:val="Title"/>
     <w:uiPriority w:val="10"/>
     <w:rsid w:val="0000249B"/>
     <w:rPr>
@@ -15164,7 +14575,7 @@
       <w:lang w:eastAsia="es-PE"/>
     </w:rPr>
   </w:style>
-  <w:style w:type="paragraph" w:styleId="Prrafodelista">
+  <w:style w:type="paragraph" w:styleId="ListParagraph">
     <w:name w:val="List Paragraph"/>
     <w:basedOn w:val="Normal"/>
     <w:uiPriority w:val="34"/>
@@ -15175,10 +14586,10 @@
       <w:contextualSpacing/>
     </w:pPr>
   </w:style>
-  <w:style w:type="character" w:customStyle="1" w:styleId="Ttulo3Car">
-    <w:name w:val="Título 3 Car"/>
-    <w:basedOn w:val="Fuentedeprrafopredeter"/>
-    <w:link w:val="Ttulo3"/>
+  <w:style w:type="character" w:customStyle="1" w:styleId="Heading3Char">
+    <w:name w:val="Heading 3 Char"/>
+    <w:basedOn w:val="DefaultParagraphFont"/>
+    <w:link w:val="Heading3"/>
     <w:uiPriority w:val="9"/>
     <w:rsid w:val="005F26AD"/>
     <w:rPr>
@@ -15188,10 +14599,10 @@
       <w:szCs w:val="24"/>
     </w:rPr>
   </w:style>
-  <w:style w:type="character" w:customStyle="1" w:styleId="Ttulo4Car">
-    <w:name w:val="Título 4 Car"/>
-    <w:basedOn w:val="Fuentedeprrafopredeter"/>
-    <w:link w:val="Ttulo4"/>
+  <w:style w:type="character" w:customStyle="1" w:styleId="Heading4Char">
+    <w:name w:val="Heading 4 Char"/>
+    <w:basedOn w:val="DefaultParagraphFont"/>
+    <w:link w:val="Heading4"/>
     <w:uiPriority w:val="9"/>
     <w:semiHidden/>
     <w:rsid w:val="005F26AD"/>
@@ -15202,9 +14613,9 @@
       <w:color w:val="2F5496" w:themeColor="accent1" w:themeShade="BF"/>
     </w:rPr>
   </w:style>
-  <w:style w:type="table" w:styleId="Tabladecuadrcula4">
+  <w:style w:type="table" w:styleId="GridTable4">
     <w:name w:val="Grid Table 4"/>
-    <w:basedOn w:val="Tablanormal"/>
+    <w:basedOn w:val="TableNormal"/>
     <w:uiPriority w:val="49"/>
     <w:rsid w:val="005F26AD"/>
     <w:pPr>
@@ -15278,7 +14689,7 @@
       </w:tcPr>
     </w:tblStylePr>
   </w:style>
-  <w:style w:type="paragraph" w:styleId="Listaconvietas">
+  <w:style w:type="paragraph" w:styleId="ListBullet">
     <w:name w:val="List Bullet"/>
     <w:basedOn w:val="Normal"/>
     <w:uiPriority w:val="99"/>
@@ -15296,10 +14707,10 @@
       <w:lang w:val="en-US"/>
     </w:rPr>
   </w:style>
-  <w:style w:type="paragraph" w:styleId="Encabezado">
+  <w:style w:type="paragraph" w:styleId="Header">
     <w:name w:val="header"/>
     <w:basedOn w:val="Normal"/>
-    <w:link w:val="EncabezadoCar"/>
+    <w:link w:val="HeaderChar"/>
     <w:uiPriority w:val="99"/>
     <w:unhideWhenUsed/>
     <w:rsid w:val="00A05389"/>
@@ -15311,17 +14722,17 @@
       <w:spacing w:after="0" w:line="240" w:lineRule="auto"/>
     </w:pPr>
   </w:style>
-  <w:style w:type="character" w:customStyle="1" w:styleId="EncabezadoCar">
-    <w:name w:val="Encabezado Car"/>
-    <w:basedOn w:val="Fuentedeprrafopredeter"/>
-    <w:link w:val="Encabezado"/>
+  <w:style w:type="character" w:customStyle="1" w:styleId="HeaderChar">
+    <w:name w:val="Header Char"/>
+    <w:basedOn w:val="DefaultParagraphFont"/>
+    <w:link w:val="Header"/>
     <w:uiPriority w:val="99"/>
     <w:rsid w:val="00A05389"/>
   </w:style>
-  <w:style w:type="paragraph" w:styleId="Piedepgina">
+  <w:style w:type="paragraph" w:styleId="Footer">
     <w:name w:val="footer"/>
     <w:basedOn w:val="Normal"/>
-    <w:link w:val="PiedepginaCar"/>
+    <w:link w:val="FooterChar"/>
     <w:uiPriority w:val="99"/>
     <w:unhideWhenUsed/>
     <w:rsid w:val="00A05389"/>
@@ -15333,10 +14744,10 @@
       <w:spacing w:after="0" w:line="240" w:lineRule="auto"/>
     </w:pPr>
   </w:style>
-  <w:style w:type="character" w:customStyle="1" w:styleId="PiedepginaCar">
-    <w:name w:val="Pie de página Car"/>
-    <w:basedOn w:val="Fuentedeprrafopredeter"/>
-    <w:link w:val="Piedepgina"/>
+  <w:style w:type="character" w:customStyle="1" w:styleId="FooterChar">
+    <w:name w:val="Footer Char"/>
+    <w:basedOn w:val="DefaultParagraphFont"/>
+    <w:link w:val="Footer"/>
     <w:uiPriority w:val="99"/>
     <w:rsid w:val="00A05389"/>
   </w:style>
